--- a/artigo-agua/manuscrito-hidricas.docx
+++ b/artigo-agua/manuscrito-hidricas.docx
@@ -168,7 +168,7 @@
         <w:rPr>
           <w:b/>
         </w:rPr>
-        <w:t>37,5% acima</w:t>
+        <w:t>35,2% acima</w:t>
       </w:r>
       <w:r>
         <w:t xml:space="preserve"> quando medido por milhão de habitantes. A alta não é de um código, não é de uma faixa etária e não é redistribuição de causas mal definidas (Tabelas 3 a 5). </w:t>
@@ -177,7 +177,7 @@
         <w:rPr>
           <w:b/>
         </w:rPr>
-        <w:t>No painel, porém, a exposição não prediz nada:</w:t>
+        <w:t>No painel, porém, não se observa associação detectável:</w:t>
       </w:r>
       <w:r>
         <w:t xml:space="preserve"> o IRR da ausência de vigilância no ano anterior é </w:t>
@@ -225,7 +225,7 @@
         <w:t>1,339</w:t>
       </w:r>
       <w:r>
-        <w:t xml:space="preserve"> sem o efeito fixo. O nulo se mantém nos nove recortes de robustez, inclusive sem o Distrito Federal e sem municípios pequenos (Tabela P5). O desenho transversal, em contraste, produzia razão de razões de 2,075 [1,776–2,518], e a sua aparente dose-resposta é monotônica na coluna do </w:t>
+        <w:t xml:space="preserve"> sem o efeito fixo. O resultado se mantém nos dez recortes de robustez, inclusive sem o Distrito Federal e sem municípios pequenos (Tabela P5). O desenho transversal, em contraste, produzia razão de razões de 2,075 [1,776–2,518], e a sua aparente dose-resposta é monotônica na coluna do </w:t>
       </w:r>
       <w:r>
         <w:rPr>
@@ -245,16 +245,16 @@
         <w:t>Conclusões.</w:t>
       </w:r>
       <w:r>
-        <w:t xml:space="preserve"> A alta da mortalidade por doenças infecciosas intestinais é real, sobrevive a dois denominadores e não é artefato de registro. A hipótese de que a ausência de vigilância da qualidade da água a explique </w:t>
+        <w:t xml:space="preserve"> A alta da mortalidade por doenças infecciosas intestinais é real, sobrevive a dois denominadores e não é artefato de registro. A hipótese de que a </w:t>
       </w:r>
       <w:r>
         <w:rPr>
           <w:b/>
         </w:rPr>
-        <w:t>não se sustenta</w:t>
-      </w:r>
-      <w:r>
-        <w:t xml:space="preserve">: dentro do município, ao longo do tempo, a exposição não antecede mortalidade maior por nenhuma causa, inclusive a da hipótese. A associação transversal é composição entre municípios, e o controle negativo não era neutro — ele carregava associação própria em sentido oposto, que a razão de razões converteu em especificidade aparente. A ausência de registro de vigilância continua útil como </w:t>
+        <w:t>ausência de registro de vigilância</w:t>
+      </w:r>
+      <w:r>
+        <w:t xml:space="preserve"> da qualidade da água a explique não encontra apoio: dentro do município, ao longo do tempo, a exposição não antecede mortalidade detectavelmente maior por nenhuma causa, inclusive a da hipótese. O estimando é o registro anual no SISAGUA, e não a vigilância efetivamente realizada nem a qualidade da água — um município pode analisar e não reportar, e o desenho não separa as duas coisas. A associação transversal é composição entre municípios, e o controle negativo não era neutro — ele carregava associação própria em sentido oposto, que a razão de razões converteu em especificidade aparente. A ausência de registro de vigilância continua útil como </w:t>
       </w:r>
       <w:r>
         <w:rPr>
@@ -325,16 +325,16 @@
     </w:p>
     <w:p>
       <w:r>
-        <w:t xml:space="preserve">Esse silêncio tem consequência operacional. O Brasil mantém, desde 2014, um sistema nacional de vigilância da qualidade da água para consumo humano, o SISAGUA, alimentado pelos municípios. A literatura que usa esse sistema é escassa e trata o não-reporte como limitação de dado: um levantamento de contaminação por agrotóxicos registra que 53% dos municípios não enviaram dados de monitoramento; outro, anterior, que apenas 9% a 17% registravam. Nenhum trabalho publicado usou a </w:t>
+        <w:t xml:space="preserve">Esse silêncio tem consequência operacional. O Brasil mantém, desde 2014, um sistema nacional de vigilância da qualidade da água para consumo humano, o SISAGUA, alimentado pelos municípios. A literatura que usa esse sistema é escassa e trata o não-reporte como limitação de dado: um levantamento de contaminação por agrotóxicos registra que 53% dos municípios não enviaram dados de monitoramento; outro, anterior, que apenas 9% a 17% registravam. Até a busca dirigida realizada em setembro de 2026 — PubMed, SciELO e portais oficiais, descrita na §4.5 — não identificamos trabalho publicado que usasse a </w:t>
       </w:r>
       <w:r>
         <w:rPr>
           <w:b/>
         </w:rPr>
-        <w:t>ausência de vigilância como variável de exposição</w:t>
-      </w:r>
-      <w:r>
-        <w:t>, e nenhum ligou o SISAGUA à mortalidade por doença infecciosa intestinal em escala municipal nacional.</w:t>
+        <w:t>ausência de registro de vigilância como variável de exposição</w:t>
+      </w:r>
+      <w:r>
+        <w:t xml:space="preserve"> ligada à mortalidade por doença infecciosa intestinal em escala municipal nacional. A busca não foi sistemática e não demonstra ineditismo; ela delimita o que foi procurado.</w:t>
       </w:r>
     </w:p>
     <w:p>
@@ -345,10 +345,10 @@
         <w:rPr>
           <w:b/>
         </w:rPr>
-        <w:t>deixa de vigiar</w:t>
-      </w:r>
-      <w:r>
-        <w:t xml:space="preserve"> passa a morrer diferente, e a resposta, num painel que acompanha cada município ao longo de nove anos, é que não passa.</w:t>
+        <w:t>deixa de registrar</w:t>
+      </w:r>
+      <w:r>
+        <w:t xml:space="preserve"> análises passa a morrer diferente, e a resposta, num painel que acompanha cada município ao longo de nove anos, é que não se observa diferença detectável.</w:t>
       </w:r>
     </w:p>
     <w:p>
@@ -545,6 +545,26 @@
       </w:r>
     </w:p>
     <w:p>
+      <w:r>
+        <w:rPr>
+          <w:b/>
+        </w:rPr>
+        <w:t>O estimando, dito por extenso.</w:t>
+      </w:r>
+      <w:r>
+        <w:t xml:space="preserve"> O que este desenho estima é a razão de taxas de mortalidade associada a </w:t>
+      </w:r>
+      <w:r>
+        <w:rPr>
+          <w:b/>
+        </w:rPr>
+        <w:t>um município não ter registrado nenhuma análise no SISAGUA no ano anterior</w:t>
+      </w:r>
+      <w:r>
+        <w:t>, comparado ao mesmo município em anos em que registrou. Não é a razão associada a não haver vigilância, porque um município pode analisar e não reportar; não é a razão associada a água fora do padrão, porque o sistema não mede onde ninguém mediu; e não é efeito causal, porque o desenho é ecológico e o efeito fixo não remove confundimento que varie no tempo dentro do município. O SISAGUA registra controle e vigilância em módulos distintos [7], e a exposição aqui é o ato administrativo de reportar, não a atividade reportada. Erro de classificação não diferencial nessa medida atenua qualquer efeito real em direção a 1, e essa direção é declarada porque ela favorece o resultado obtido.</w:t>
+      </w:r>
+    </w:p>
+    <w:p>
       <w:pPr>
         <w:pStyle w:val="Heading2"/>
       </w:pPr>
@@ -648,7 +668,21 @@
         <w:t>1.838 que mudaram de estado</w:t>
       </w:r>
       <w:r>
-        <w:t xml:space="preserve"> durante o período (Tabela P1). Esse número é o que permite julgar se um IRR próximo de 1 é nulo informativo ou apenas ausência de variação — e essa distinção não se lê no intervalo de confiança sozinho.</w:t>
+        <w:t xml:space="preserve"> durante o período (Tabela P1).</w:t>
+      </w:r>
+    </w:p>
+    <w:p>
+      <w:r>
+        <w:t xml:space="preserve">Há um segundo desconto, e ele é específico de cada causa. Município cuja contagem total é zero tem multinomial condicional degenerada e também sai da verossimilhança. Para a causa da hipótese, </w:t>
+      </w:r>
+      <w:r>
+        <w:rPr>
+          <w:b/>
+        </w:rPr>
+        <w:t>4.488 municípios têm ao menos um óbito por A00–A09 no período, e apenas 1.468 desses também mudam de exposição</w:t>
+      </w:r>
+      <w:r>
+        <w:t xml:space="preserve"> — é esse o conjunto que de fato identifica o IRR, e não os 1.838. Nos controles o desconto é muito menor, porque são causas mais frequentes: 1.835 nas respiratórias, 1.837 nas isquêmicas e 1.838 nas causas externas (Tabela P1). Reportar apenas quem muda de exposição superestimaria a informação disponível justamente na causa que importa, e essa distinção não se lê no intervalo de confiança sozinho.</w:t>
       </w:r>
     </w:p>
     <w:p>
@@ -856,26 +890,26 @@
     </w:p>
     <w:p>
       <w:r>
-        <w:t>Os óbitos por doenças infecciosas intestinais passaram de 4.875 em 2019 para 7.177 em 2024 (Tabela P4). Medidos por 10 mil óbitos do ano, foram de 36,12 para 46,85; por milhão de habitantes, de 23,2 para 33,76.</w:t>
+        <w:t>Os óbitos por doenças infecciosas intestinais passaram de 4.875 em 2019 para 7.177 em 2024 (Tabela P4). Medidos por 10 mil óbitos do ano, foram de 36,12 para 46,85; por milhão de habitantes, de 23,2 para 32,97.</w:t>
       </w:r>
     </w:p>
     <w:p>
       <w:r>
-        <w:t>A tendência de 2015 a 2019 é plana. Ajustada log-linearmente apenas nesse intervalo, ela deixa resíduos entre −2,5% e +2,7% na medida por óbitos e entre −3,2% e +4% na medida por habitante — ou seja, o período pré-pandêmico não tem inclinação que projete a alta posterior.</w:t>
+        <w:t>A tendência de 2015 a 2019 é plana. Ajustada log-linearmente apenas nesse intervalo, ela deixa resíduos entre −2,5% e +2,7% na medida por óbitos e entre −3,3% e +4,1% na medida por habitante — ou seja, o período pré-pandêmico não tem inclinação que projete a alta posterior.</w:t>
       </w:r>
     </w:p>
     <w:p>
       <w:r>
-        <w:t xml:space="preserve">Contra essa projeção, 2020 e 2021 ficam abaixo, e o tamanho da queda depende do denominador: −27% e −40,1% por óbitos do ano, contra −16,8% e −20,8% por habitante. A diferença é o efeito esperado da COVID-19 sobre o divisor, e é a razão de reportar as duas séries. A partir de 2022 elas convergem em direção: </w:t>
+        <w:t xml:space="preserve">Contra essa projeção, 2020 e 2021 ficam abaixo, e o tamanho da queda depende do denominador: −27% e −40,1% por óbitos do ano, contra −16,7% e −20,6% por habitante. A diferença é o efeito esperado da COVID-19 sobre o divisor, e é a razão de reportar as duas séries. As duas convergem em direção a partir de 2023, e em 2024 ficam </w:t>
       </w:r>
       <w:r>
         <w:rPr>
           <w:b/>
         </w:rPr>
-        <w:t>+26,6% em 2024 por óbitos do ano, +37,5% por habitante</w:t>
-      </w:r>
-      <w:r>
-        <w:t xml:space="preserve"> (Figura P3). Por habitante, o excesso já é positivo em 2022 (+2,7%).</w:t>
+        <w:t>+26,6% por óbitos do ano e +35,2% por habitante</w:t>
+      </w:r>
+      <w:r>
+        <w:t xml:space="preserve"> (Figura P3). Em 2022 elas ainda discordam — −11,6% por óbitos do ano contra −2,5% por habitante —, e é nesse ano que os dois denominadores param de dizer a mesma coisa.</w:t>
       </w:r>
     </w:p>
     <w:p>
@@ -1070,7 +1104,7 @@
         <w:pStyle w:val="Heading2"/>
       </w:pPr>
       <w:r>
-        <w:t>3.3 No painel, a exposição não prediz nada (critério 1)</w:t>
+        <w:t>3.3 No painel, não se observa associação detectável (critério 1)</w:t>
       </w:r>
     </w:p>
     <w:p>
@@ -1084,7 +1118,7 @@
         <w:t>0,99, com IC95% de 0,943 a 1,041</w:t>
       </w:r>
       <w:r>
-        <w:t xml:space="preserve"> (Tabela P2, Figura P1). O intervalo contém 1 e é estreito: com 45.060 óbitos pela causa da hipótese e 1.838 municípios que mudaram de estado, isto é um nulo por informação, e não por falta dela.</w:t>
+        <w:t xml:space="preserve"> (Tabela P2, Figura P1). O intervalo contém 1 e é estreito: com 45.060 óbitos pela causa da hipótese e 1.468 municípios que mudam de exposição e têm óbito pela causa, o intervalo é estreito por informação, e não por acaso.</w:t>
       </w:r>
     </w:p>
     <w:p>
@@ -1104,6 +1138,40 @@
     <w:p>
       <w:r>
         <w:t>O critério 1 exigia as duas coisas. Ele está reprovado, e o script imprime a reprovação.</w:t>
+      </w:r>
+    </w:p>
+    <w:p>
+      <w:r>
+        <w:rPr>
+          <w:b/>
+        </w:rPr>
+        <w:t>O que o intervalo exclui, e o que ele não exclui.</w:t>
+      </w:r>
+      <w:r>
+        <w:t xml:space="preserve"> Um intervalo que contém 1 não é evidência de ausência de associação; é ausência de evidência de associação </w:t>
+      </w:r>
+      <w:r>
+        <w:rPr>
+          <w:b/>
+        </w:rPr>
+        <w:t>da magnitude que o desenho consegue detectar</w:t>
+      </w:r>
+      <w:r>
+        <w:t>. O intervalo vai de 0,943 a 1,041, e são esses dois limites que delimitam a leitura: efeitos maiores que eles são incompatíveis com estes dados, e efeitos menores que eles não são descartados. Se uma razão de taxas dentro dessa faixa for considerada relevante em saúde pública, este trabalho não a exclui.</w:t>
+      </w:r>
+    </w:p>
+    <w:p>
+      <w:r>
+        <w:t xml:space="preserve">Nenhuma margem de equivalência foi pré-declarada, e por isso o resultado </w:t>
+      </w:r>
+      <w:r>
+        <w:rPr>
+          <w:b/>
+        </w:rPr>
+        <w:t>não</w:t>
+      </w:r>
+      <w:r>
+        <w:t xml:space="preserve"> é apresentado como demonstração de equivalência. Ele é apresentado como o que é: a associação forte que o desenho transversal media — razão de razões de 2,075 — não sobrevive ao confronto com a variação dentro do município, e isso é afirmação sobre aquela associação, não sobre a existência de qualquer efeito.</w:t>
       </w:r>
     </w:p>
     <w:p>
@@ -1328,12 +1396,64 @@
     </w:p>
     <w:p>
       <w:r>
-        <w:t>O nulo não se move. Sem o Distrito Federal, 0,989 [0,94–1,036]; sem os municípios com menos de 5.000 habitantes, 0,994 [0,947–1,038]; sem os dois, 0,993 [0,943–1,051]. Por região, os cinco intervalos contêm 1: Centro-Oeste 0,925, Nordeste 1,008, Norte 1,01, Sudeste 0,979 e Sul 0,848 (Tabela P5, Figura P4). Os dois extremos regionais são também os de intervalo mais largo, o que é o esperado com 467 e 1.191 municípios.</w:t>
+        <w:t>O resultado não se move. Sem o Distrito Federal, 0,989 [0,94–1,036]; sem os municípios com menos de 5.000 habitantes, 0,994 [0,947–1,038]; sem os dois, 0,993 [0,943–1,051]. Por região, os cinco intervalos contêm 1: Centro-Oeste 0,925, Nordeste 1,008, Norte 1,01, Sudeste 0,979 e Sul 0,848 (Tabela P5, Figura P4). Os dois extremos regionais são também os de intervalo mais largo, o que é o esperado com 467 e 1.191 municípios.</w:t>
       </w:r>
     </w:p>
     <w:p>
       <w:r>
         <w:t>A exclusão do Distrito Federal merece nota porque ela foi pedida na revisão do desenho anterior, onde o DF é uma unidade com quase três milhões de habitantes classificada como um único município. No painel, retirá-lo move o IRR de 0,99 para 0,989.</w:t>
+      </w:r>
+    </w:p>
+    <w:p>
+      <w:r>
+        <w:rPr>
+          <w:b/>
+        </w:rPr>
+        <w:t>O denominador municipal, e o recorte que ele exige.</w:t>
+      </w:r>
+      <w:r>
+        <w:t xml:space="preserve"> O </w:t>
+      </w:r>
+      <w:r>
+        <w:rPr>
+          <w:i/>
+        </w:rPr>
+        <w:t>offset</w:t>
+      </w:r>
+      <w:r>
+        <w:t xml:space="preserve"> do painel é a população municipal, e essa série troca de base em 2022: estimativas anuais até 2021, Censo em 2022, interpolação em 2023. A parte da troca que é comum ao país é absorvida pelas indicadoras de ano; a parte que é própria de cada município — e o Censo reviu municípios em direções diferentes — não é, e vira erro de medida no </w:t>
+      </w:r>
+      <w:r>
+        <w:rPr>
+          <w:i/>
+        </w:rPr>
+        <w:t>offset</w:t>
+      </w:r>
+      <w:r>
+        <w:t xml:space="preserve">. Não existe série municipal harmonizada com que reconstruir o denominador, de modo que o que cabe é medir a dependência: removidos 2022 e 2023, o IRR é </w:t>
+      </w:r>
+      <w:r>
+        <w:rPr>
+          <w:b/>
+        </w:rPr>
+        <w:t>0,988 [0,939–1,045]</w:t>
+      </w:r>
+      <w:r>
+        <w:t>, contra 0,99 [0,943–1,041] no painel completo (Tabela P5). A troca de base não explica o resultado.</w:t>
+      </w:r>
+    </w:p>
+    <w:p>
+      <w:r>
+        <w:t xml:space="preserve">A série </w:t>
+      </w:r>
+      <w:r>
+        <w:rPr>
+          <w:b/>
+        </w:rPr>
+        <w:t>nacional</w:t>
+      </w:r>
+      <w:r>
+        <w:t xml:space="preserve"> da §3.1, que não tem efeito fixo para absorver a emenda, foi reconstruída sobre a projeção do IBGE revisão 2024, que reescreve a série retrospectiva inteira sob a mesma metodologia. A diferença não é acadêmica: com a série remendada, 2022 aparecia acima da tendência, e com a série contínua aparece abaixo. A análise agora aborta se a série populacional que recebe tiver variação anual acima de 2%, porque população nacional não muda tanto em um ano e um salto desses é troca de base, não demografia.</w:t>
       </w:r>
     </w:p>
     <w:p>
@@ -1344,7 +1464,7 @@
       <w:r>
         <w:drawing>
           <wp:inline xmlns:a="http://schemas.openxmlformats.org/drawingml/2006/main" xmlns:pic="http://schemas.openxmlformats.org/drawingml/2006/picture">
-            <wp:extent cx="5760720" cy="4086873"/>
+            <wp:extent cx="5760720" cy="4391444"/>
             <wp:docPr id="6" name="Picture 6"/>
             <wp:cNvGraphicFramePr>
               <a:graphicFrameLocks noChangeAspect="1"/>
@@ -1365,7 +1485,7 @@
                   <pic:spPr>
                     <a:xfrm>
                       <a:off x="0" y="0"/>
-                      <a:ext cx="5760720" cy="4086873"/>
+                      <a:ext cx="5760720" cy="4391444"/>
                     </a:xfrm>
                     <a:prstGeom prst="rect"/>
                   </pic:spPr>
@@ -1616,7 +1736,7 @@
     </w:p>
     <w:p>
       <w:r>
-        <w:t xml:space="preserve">Entre 2015 e 2019 a mortalidade brasileira por doenças infecciosas intestinais foi estável; em 2024 ela está entre 26,6% e 37,5% acima do que essa estabilidade projetava, conforme o denominador. A alta sobrevive ao exame das explicações alternativas de registro conhecidas e permanece </w:t>
+        <w:t xml:space="preserve">Entre 2015 e 2019 a mortalidade brasileira por doenças infecciosas intestinais foi estável; em 2024 ela está entre 26,6% e 35,2% acima do que essa estabilidade projetava, conforme o denominador. A alta sobrevive ao exame das explicações alternativas de registro conhecidas e permanece </w:t>
       </w:r>
       <w:r>
         <w:rPr>
@@ -1630,7 +1750,30 @@
     </w:p>
     <w:p>
       <w:r>
-        <w:t>A hipótese de que a ausência de vigilância da qualidade da água a explique está refutada pelos próprios dados deste trabalho. Ela foi testada no desenho com maior poder de controle de confundimento disponível para dado municipal brasileiro — efeito fixo de município, que absorve todo confundidor constante no tempo sem exigir que ele tenha sido medido ou sequer imaginado — e o resultado é um nulo estreito, replicado em nove recortes e indistinguível do obtido em quatro causas-controle.</w:t>
+        <w:t xml:space="preserve">A hipótese de que a </w:t>
+      </w:r>
+      <w:r>
+        <w:rPr>
+          <w:b/>
+        </w:rPr>
+        <w:t>ausência de registro de vigilância</w:t>
+      </w:r>
+      <w:r>
+        <w:t xml:space="preserve"> da qualidade da água a explique não encontra apoio nestes dados. Ela foi testada no desenho com maior poder de controle de confundimento disponível para dado municipal brasileiro — efeito fixo de município, que absorve todo confundidor constante no tempo sem exigir que ele tenha sido medido ou sequer imaginado — e o resultado é um intervalo estreito em torno de 1, replicado em dez recortes e indistinguível do obtido em quatro causas-controle.</w:t>
+      </w:r>
+    </w:p>
+    <w:p>
+      <w:r>
+        <w:t xml:space="preserve">Três distinções impedem que isso seja lido como refutação da hipótese hídrica em geral. A primeira é que a exposição medida é o </w:t>
+      </w:r>
+      <w:r>
+        <w:rPr>
+          <w:b/>
+        </w:rPr>
+        <w:t>registro</w:t>
+      </w:r>
+      <w:r>
+        <w:t>, e não a vigilância nem a qualidade da água (§2.2). A segunda é que a defasagem testada é de um ano: um mecanismo que opere em prazo maior — deterioração de infraestrutura ao longo de anos — não aparece num desenho com indicadoras anuais. A terceira é que um intervalo que contém 1 delimita magnitudes, e não demonstra ausência (§3.3). O que está refutado é uma coisa mais estreita e bem definida: que a associação de 2,075 medida entre municípios reflita um efeito da exposição, porque ela não reaparece quando cada município é comparado consigo mesmo.</w:t>
       </w:r>
     </w:p>
     <w:p>
@@ -1722,7 +1865,7 @@
         <w:t>não tem efeito</w:t>
       </w:r>
       <w:r>
-        <w:t xml:space="preserve"> sobre mortalidade por diarreia. Ele autoriza afirmar, com o poder que 1.838 municípios que mudaram de estado conferem, que </w:t>
+        <w:t xml:space="preserve"> sobre mortalidade por diarreia. Ele autoriza afirmar, com o poder que 1.468 municípios informativos conferem, que </w:t>
       </w:r>
       <w:r>
         <w:rPr>
@@ -1822,7 +1965,7 @@
         <w:t>acesso</w:t>
       </w:r>
       <w:r>
-        <w:t xml:space="preserve"> à infraestrutura. O trabalho mais próximo em desenho — ecológico, com 3.467 municípios e binomial negativa — mede acesso à água, esgoto e coleta de resíduos combinados a transferência condicionada de renda, restringe o desfecho a menores de 5 anos e termina a série em 2016. Outro estudo relaciona investimento em saneamento a internações por doenças de veiculação hídrica em nível estadual. Uma avaliação da vigilância na região metropolitana do Rio de Janeiro correlacionou achados microbiológicos do SISAGUA com prevalência de protozoose intestinal, sem desfecho de mortalidade.</w:t>
+        <w:t xml:space="preserve"> à infraestrutura. Um trabalho próximo em desenho — ecológico, com 3.467 municípios e binomial negativa [3] — mede acesso à água, esgoto e coleta de resíduos combinados a transferência condicionada de renda, restringe o desfecho a menores de 5 anos e termina a série em 2016. Outro, de cobertura municipal nacional, analisa a prevalência de diarreia grave contra características domiciliares e conclui que a gestão de resíduos pesa mais que água e esgoto [4] — um resultado que este artigo não contradiz e que reforça a cautela contra atribuir ao caminho hídrico o que pode ser de outro caminho ambiental. Outro estudo relaciona investimento em saneamento a internações por doenças de veiculação hídrica em nível estadual. Uma avaliação da vigilância na região metropolitana do Rio de Janeiro correlacionou achados microbiológicos do SISAGUA com prevalência de protozoose intestinal, sem desfecho de mortalidade.</w:t>
       </w:r>
     </w:p>
     <w:p>
@@ -1863,7 +2006,7 @@
     </w:p>
     <w:p>
       <w:r>
-        <w:t xml:space="preserve">A implicação operacional muda de natureza com o resultado. Os municípios sem registro de vigilância continuam sendo um conjunto identificável e nominal, distribuído por unidade da federação na Tabela S10, e continuam morrendo mais de doença infecciosa intestinal do que os que vigiam — mas agora se sabe que essa diferença vinha com eles, e não da falta de vigilância. Isso preserva o valor </w:t>
+        <w:t xml:space="preserve">A implicação operacional muda de natureza com o resultado. Os municípios sem registro de vigilância continuam sendo um conjunto identificável e nominal, distribuído por unidade da federação na Tabela S10, e continuam morrendo mais de doença infecciosa intestinal do que os que vigiam — mas a diferença não reaparece quando cada município é comparado consigo mesmo ao longo do tempo, o que é compatível com ela ser característica desses municípios e não consequência da falta de registro. Isso preserva o valor </w:t>
       </w:r>
       <w:r>
         <w:rPr>
@@ -1872,7 +2015,7 @@
         <w:t>diagnóstico</w:t>
       </w:r>
       <w:r>
-        <w:t xml:space="preserve"> da ausência de reporte, como sinalizador de municípios cuja mortalidade por causa evitável se comporta de modo anômalo, e retira o valor </w:t>
+        <w:t xml:space="preserve"> da ausência de reporte, como sinalizador de municípios cuja mortalidade por causa evitável se comporta de modo anômalo, e retira o apoio que o desenho anterior daria a uma leitura </w:t>
       </w:r>
       <w:r>
         <w:rPr>
@@ -1881,7 +2024,7 @@
         <w:t>causal</w:t>
       </w:r>
       <w:r>
-        <w:t xml:space="preserve"> que uma leitura apressada do desenho anterior teria atribuído a ela.</w:t>
+        <w:t xml:space="preserve"> dela.</w:t>
       </w:r>
     </w:p>
     <w:p>
@@ -2168,6 +2311,249 @@
       </w:pPr>
       <w:r>
         <w:t>Tabelas</w:t>
+      </w:r>
+    </w:p>
+    <w:p>
+      <w:pPr>
+        <w:pStyle w:val="Heading1"/>
+      </w:pPr>
+      <w:r>
+        <w:t>6. Referências</w:t>
+      </w:r>
+    </w:p>
+    <w:p>
+      <w:pPr>
+        <w:pStyle w:val="ListBullet"/>
+      </w:pPr>
+      <w:r>
+        <w:rPr>
+          <w:b/>
+        </w:rPr>
+        <w:t>[1]</w:t>
+      </w:r>
+      <w:r>
+        <w:t xml:space="preserve"> Malta DC, França E, Abreu DX, Oliveira H, Monteiro RA, Sardinha LMV, Duarte EC, Silva GA. Atualização da lista de causas de mortes evitáveis (5 a 74 anos de idade) por intervenções do Sistema Único de Saúde do Brasil. </w:t>
+      </w:r>
+      <w:r>
+        <w:rPr>
+          <w:i/>
+        </w:rPr>
+        <w:t>Epidemiologia e Serviços de Saúde</w:t>
+      </w:r>
+      <w:r>
+        <w:t>. 2011;20(3):409-412.</w:t>
+      </w:r>
+    </w:p>
+    <w:p>
+      <w:pPr>
+        <w:pStyle w:val="ListBullet"/>
+      </w:pPr>
+      <w:r>
+        <w:rPr>
+          <w:b/>
+        </w:rPr>
+        <w:t>[2]</w:t>
+      </w:r>
+      <w:r>
+        <w:t xml:space="preserve"> Brasil. Ministério da Saúde. DATASUS. </w:t>
+      </w:r>
+      <w:r>
+        <w:rPr>
+          <w:i/>
+        </w:rPr>
+        <w:t>Óbitos por causas evitáveis — 5 a 74 anos: notas técnicas</w:t>
+      </w:r>
+      <w:r>
+        <w:t xml:space="preserve">. Arquivada neste pacote em </w:t>
+      </w:r>
+      <w:r>
+        <w:rPr>
+          <w:rFonts w:ascii="Consolas" w:hAnsi="Consolas"/>
+          <w:sz w:val="19"/>
+        </w:rPr>
+        <w:t>referencia/Obitos_Evitaveis_5_a_74_anos.pdf</w:t>
+      </w:r>
+      <w:r>
+        <w:t>.</w:t>
+      </w:r>
+    </w:p>
+    <w:p>
+      <w:pPr>
+        <w:pStyle w:val="ListBullet"/>
+      </w:pPr>
+      <w:r>
+        <w:rPr>
+          <w:b/>
+        </w:rPr>
+        <w:t>[3]</w:t>
+      </w:r>
+      <w:r>
+        <w:t xml:space="preserve"> Souza EA, et al. Combination of conditional cash transfer program and environmental health interventions reduces child mortality: an ecological study of Brazilian municipalities. </w:t>
+      </w:r>
+      <w:r>
+        <w:rPr>
+          <w:i/>
+        </w:rPr>
+        <w:t>PLoS ONE</w:t>
+      </w:r>
+      <w:r>
+        <w:t>. 2021;16(3):e0248676. doi:10.1371/journal.pone.0248676</w:t>
+      </w:r>
+    </w:p>
+    <w:p>
+      <w:pPr>
+        <w:pStyle w:val="ListBullet"/>
+      </w:pPr>
+      <w:r>
+        <w:rPr>
+          <w:b/>
+        </w:rPr>
+        <w:t>[4]</w:t>
+      </w:r>
+      <w:r>
+        <w:t xml:space="preserve"> Juvakoski A, Rantanen H, Mulas M, Corona F, Vahala R, Varis O, Mellin I. Evidence of waste management impacting severe diarrhea prevalence more than WASH: an exhaustive analysis with Brazilian municipal-level data. </w:t>
+      </w:r>
+      <w:r>
+        <w:rPr>
+          <w:i/>
+        </w:rPr>
+        <w:t>Water Research</w:t>
+      </w:r>
+      <w:r>
+        <w:t>. 2023;247:120805. doi:10.1016/j.watres.2023.120805</w:t>
+      </w:r>
+    </w:p>
+    <w:p>
+      <w:pPr>
+        <w:pStyle w:val="ListBullet"/>
+      </w:pPr>
+      <w:r>
+        <w:rPr>
+          <w:b/>
+        </w:rPr>
+        <w:t>[5]</w:t>
+      </w:r>
+      <w:r>
+        <w:t xml:space="preserve"> Hausman J, Hall BH, Griliches Z. Econometric models for count data with an application to the patents–R&amp;D relationship. </w:t>
+      </w:r>
+      <w:r>
+        <w:rPr>
+          <w:i/>
+        </w:rPr>
+        <w:t>Econometrica</w:t>
+      </w:r>
+      <w:r>
+        <w:t>. 1984;52(4):909-938.</w:t>
+      </w:r>
+    </w:p>
+    <w:p>
+      <w:pPr>
+        <w:pStyle w:val="ListBullet"/>
+      </w:pPr>
+      <w:r>
+        <w:rPr>
+          <w:b/>
+        </w:rPr>
+        <w:t>[6]</w:t>
+      </w:r>
+      <w:r>
+        <w:t xml:space="preserve"> Lipsitch M, Tchetgen Tchetgen E, Cohen T. Negative controls: a tool for detecting confounding and bias in observational studies. </w:t>
+      </w:r>
+      <w:r>
+        <w:rPr>
+          <w:i/>
+        </w:rPr>
+        <w:t>Epidemiology</w:t>
+      </w:r>
+      <w:r>
+        <w:t>. 2010;21(3):383-388. doi:10.1097/EDE.0b013e3181d61eeb</w:t>
+      </w:r>
+    </w:p>
+    <w:p>
+      <w:pPr>
+        <w:pStyle w:val="ListBullet"/>
+      </w:pPr>
+      <w:r>
+        <w:rPr>
+          <w:b/>
+        </w:rPr>
+        <w:t>[7]</w:t>
+      </w:r>
+      <w:r>
+        <w:t xml:space="preserve"> Brasil. Ministério da Saúde. </w:t>
+      </w:r>
+      <w:r>
+        <w:rPr>
+          <w:i/>
+        </w:rPr>
+        <w:t>Vigiagua e Sisagua — Sistema de Informação de Vigilância da Qualidade da Água para Consumo Humano</w:t>
+      </w:r>
+      <w:r>
+        <w:t xml:space="preserve">. Disponível em </w:t>
+      </w:r>
+      <w:r>
+        <w:rPr>
+          <w:rFonts w:ascii="Consolas" w:hAnsi="Consolas"/>
+          <w:sz w:val="19"/>
+        </w:rPr>
+        <w:t>gov.br/saude/pt-br/composicao/svsa/saude-ambiental/vigiagua/sisagua</w:t>
+      </w:r>
+      <w:r>
+        <w:t>. Acesso em 12 set. 2026.</w:t>
+      </w:r>
+    </w:p>
+    <w:p>
+      <w:pPr>
+        <w:pStyle w:val="ListBullet"/>
+      </w:pPr>
+      <w:r>
+        <w:rPr>
+          <w:b/>
+        </w:rPr>
+        <w:t>[8]</w:t>
+      </w:r>
+      <w:r>
+        <w:t xml:space="preserve"> Brasil. Ministério da Saúde. </w:t>
+      </w:r>
+      <w:r>
+        <w:rPr>
+          <w:i/>
+        </w:rPr>
+        <w:t>Sistema de Informações sobre Mortalidade (SIM): microdados</w:t>
+      </w:r>
+      <w:r>
+        <w:t>. DATASUS e OpenDataSUS, competências de 2015 a 2025.</w:t>
+      </w:r>
+    </w:p>
+    <w:p>
+      <w:pPr>
+        <w:pStyle w:val="ListBullet"/>
+      </w:pPr>
+      <w:r>
+        <w:rPr>
+          <w:b/>
+        </w:rPr>
+        <w:t>[9]</w:t>
+      </w:r>
+      <w:r>
+        <w:t xml:space="preserve"> Instituto Brasileiro de Geografia e Estatística. </w:t>
+      </w:r>
+      <w:r>
+        <w:rPr>
+          <w:i/>
+        </w:rPr>
+        <w:t>Projeções da população do Brasil e unidades da federação por sexo e idade: revisão 2024</w:t>
+      </w:r>
+      <w:r>
+        <w:t>. Rio de Janeiro: IBGE; 2024.</w:t>
+      </w:r>
+    </w:p>
+    <w:p>
+      <w:r>
+        <w:rPr>
+          <w:i/>
+        </w:rPr>
+        <w:t>As referências acima cobrem as afirmações metodológicas e as fontes de dado. As passagens da §4.5 que descrevem trabalhos sem chamada numerada — investimento em saneamento e internações, protozoose na região metropolitana do Rio de Janeiro, fluoretação e cárie, mortalidade por câncer na bacia do Rio Doce — resultam da busca dirigida descrita nessa seção e precisam de citação formal antes da submissão. Estão declaradas aqui como pendência, e não omitidas.</w:t>
       </w:r>
     </w:p>
     <w:p>
@@ -2665,6 +3051,306 @@
                 <w:sz w:val="16"/>
               </w:rPr>
               <w:t>18.9</w:t>
+            </w:r>
+          </w:p>
+        </w:tc>
+      </w:tr>
+      <w:tr>
+        <w:tc>
+          <w:tcPr>
+            <w:tcW w:type="dxa" w:w="4536"/>
+          </w:tcPr>
+          <w:p>
+            <w:r/>
+            <w:r>
+              <w:rPr>
+                <w:sz w:val="16"/>
+              </w:rPr>
+              <w:t>Municipios com algum obito: A00-A09 intestinais (hipotese)</w:t>
+            </w:r>
+          </w:p>
+        </w:tc>
+        <w:tc>
+          <w:tcPr>
+            <w:tcW w:type="dxa" w:w="4536"/>
+          </w:tcPr>
+          <w:p>
+            <w:r/>
+            <w:r>
+              <w:rPr>
+                <w:sz w:val="16"/>
+              </w:rPr>
+              <w:t>4488.0</w:t>
+            </w:r>
+          </w:p>
+        </w:tc>
+      </w:tr>
+      <w:tr>
+        <w:tc>
+          <w:tcPr>
+            <w:tcW w:type="dxa" w:w="4536"/>
+          </w:tcPr>
+          <w:p>
+            <w:r/>
+            <w:r>
+              <w:rPr>
+                <w:sz w:val="16"/>
+              </w:rPr>
+              <w:t>Municipios que mudam E tem obito: A00-A09 intestinais (hipotese)</w:t>
+            </w:r>
+          </w:p>
+        </w:tc>
+        <w:tc>
+          <w:tcPr>
+            <w:tcW w:type="dxa" w:w="4536"/>
+          </w:tcPr>
+          <w:p>
+            <w:r/>
+            <w:r>
+              <w:rPr>
+                <w:sz w:val="16"/>
+              </w:rPr>
+              <w:t>1468.0</w:t>
+            </w:r>
+          </w:p>
+        </w:tc>
+      </w:tr>
+      <w:tr>
+        <w:tc>
+          <w:tcPr>
+            <w:tcW w:type="dxa" w:w="4536"/>
+          </w:tcPr>
+          <w:p>
+            <w:r/>
+            <w:r>
+              <w:rPr>
+                <w:sz w:val="16"/>
+              </w:rPr>
+              <w:t>Municipios com algum obito: J00-J22 respiratorias (subgrupo 1.2)</w:t>
+            </w:r>
+          </w:p>
+        </w:tc>
+        <w:tc>
+          <w:tcPr>
+            <w:tcW w:type="dxa" w:w="4536"/>
+          </w:tcPr>
+          <w:p>
+            <w:r/>
+            <w:r>
+              <w:rPr>
+                <w:sz w:val="16"/>
+              </w:rPr>
+              <w:t>5563.0</w:t>
+            </w:r>
+          </w:p>
+        </w:tc>
+      </w:tr>
+      <w:tr>
+        <w:tc>
+          <w:tcPr>
+            <w:tcW w:type="dxa" w:w="4536"/>
+          </w:tcPr>
+          <w:p>
+            <w:r/>
+            <w:r>
+              <w:rPr>
+                <w:sz w:val="16"/>
+              </w:rPr>
+              <w:t>Municipios que mudam E tem obito: J00-J22 respiratorias (subgrupo 1.2)</w:t>
+            </w:r>
+          </w:p>
+        </w:tc>
+        <w:tc>
+          <w:tcPr>
+            <w:tcW w:type="dxa" w:w="4536"/>
+          </w:tcPr>
+          <w:p>
+            <w:r/>
+            <w:r>
+              <w:rPr>
+                <w:sz w:val="16"/>
+              </w:rPr>
+              <w:t>1835.0</w:t>
+            </w:r>
+          </w:p>
+        </w:tc>
+      </w:tr>
+      <w:tr>
+        <w:tc>
+          <w:tcPr>
+            <w:tcW w:type="dxa" w:w="4536"/>
+          </w:tcPr>
+          <w:p>
+            <w:r/>
+            <w:r>
+              <w:rPr>
+                <w:sz w:val="16"/>
+              </w:rPr>
+              <w:t>Municipios com algum obito: outras infecciosas do subgrupo 1.2</w:t>
+            </w:r>
+          </w:p>
+        </w:tc>
+        <w:tc>
+          <w:tcPr>
+            <w:tcW w:type="dxa" w:w="4536"/>
+          </w:tcPr>
+          <w:p>
+            <w:r/>
+            <w:r>
+              <w:rPr>
+                <w:sz w:val="16"/>
+              </w:rPr>
+              <w:t>5325.0</w:t>
+            </w:r>
+          </w:p>
+        </w:tc>
+      </w:tr>
+      <w:tr>
+        <w:tc>
+          <w:tcPr>
+            <w:tcW w:type="dxa" w:w="4536"/>
+          </w:tcPr>
+          <w:p>
+            <w:r/>
+            <w:r>
+              <w:rPr>
+                <w:sz w:val="16"/>
+              </w:rPr>
+              <w:t>Municipios que mudam E tem obito: outras infecciosas do subgrupo 1.2</w:t>
+            </w:r>
+          </w:p>
+        </w:tc>
+        <w:tc>
+          <w:tcPr>
+            <w:tcW w:type="dxa" w:w="4536"/>
+          </w:tcPr>
+          <w:p>
+            <w:r/>
+            <w:r>
+              <w:rPr>
+                <w:sz w:val="16"/>
+              </w:rPr>
+              <w:t>1765.0</w:t>
+            </w:r>
+          </w:p>
+        </w:tc>
+      </w:tr>
+      <w:tr>
+        <w:tc>
+          <w:tcPr>
+            <w:tcW w:type="dxa" w:w="4536"/>
+          </w:tcPr>
+          <w:p>
+            <w:r/>
+            <w:r>
+              <w:rPr>
+                <w:sz w:val="16"/>
+              </w:rPr>
+              <w:t>Municipios com algum obito: I20-I25 isquemicas do coracao</w:t>
+            </w:r>
+          </w:p>
+        </w:tc>
+        <w:tc>
+          <w:tcPr>
+            <w:tcW w:type="dxa" w:w="4536"/>
+          </w:tcPr>
+          <w:p>
+            <w:r/>
+            <w:r>
+              <w:rPr>
+                <w:sz w:val="16"/>
+              </w:rPr>
+              <w:t>5569.0</w:t>
+            </w:r>
+          </w:p>
+        </w:tc>
+      </w:tr>
+      <w:tr>
+        <w:tc>
+          <w:tcPr>
+            <w:tcW w:type="dxa" w:w="4536"/>
+          </w:tcPr>
+          <w:p>
+            <w:r/>
+            <w:r>
+              <w:rPr>
+                <w:sz w:val="16"/>
+              </w:rPr>
+              <w:t>Municipios que mudam E tem obito: I20-I25 isquemicas do coracao</w:t>
+            </w:r>
+          </w:p>
+        </w:tc>
+        <w:tc>
+          <w:tcPr>
+            <w:tcW w:type="dxa" w:w="4536"/>
+          </w:tcPr>
+          <w:p>
+            <w:r/>
+            <w:r>
+              <w:rPr>
+                <w:sz w:val="16"/>
+              </w:rPr>
+              <w:t>1837.0</w:t>
+            </w:r>
+          </w:p>
+        </w:tc>
+      </w:tr>
+      <w:tr>
+        <w:tc>
+          <w:tcPr>
+            <w:tcW w:type="dxa" w:w="4536"/>
+          </w:tcPr>
+          <w:p>
+            <w:r/>
+            <w:r>
+              <w:rPr>
+                <w:sz w:val="16"/>
+              </w:rPr>
+              <w:t>Municipios com algum obito: V01-Y98 causas externas</w:t>
+            </w:r>
+          </w:p>
+        </w:tc>
+        <w:tc>
+          <w:tcPr>
+            <w:tcW w:type="dxa" w:w="4536"/>
+          </w:tcPr>
+          <w:p>
+            <w:r/>
+            <w:r>
+              <w:rPr>
+                <w:sz w:val="16"/>
+              </w:rPr>
+              <w:t>5570.0</w:t>
+            </w:r>
+          </w:p>
+        </w:tc>
+      </w:tr>
+      <w:tr>
+        <w:tc>
+          <w:tcPr>
+            <w:tcW w:type="dxa" w:w="4536"/>
+          </w:tcPr>
+          <w:p>
+            <w:r/>
+            <w:r>
+              <w:rPr>
+                <w:sz w:val="16"/>
+              </w:rPr>
+              <w:t>Municipios que mudam E tem obito: V01-Y98 causas externas</w:t>
+            </w:r>
+          </w:p>
+        </w:tc>
+        <w:tc>
+          <w:tcPr>
+            <w:tcW w:type="dxa" w:w="4536"/>
+          </w:tcPr>
+          <w:p>
+            <w:r/>
+            <w:r>
+              <w:rPr>
+                <w:sz w:val="16"/>
+              </w:rPr>
+              <w:t>1838.0</w:t>
             </w:r>
           </w:p>
         </w:tc>
@@ -3935,7 +4621,7 @@
               <w:rPr>
                 <w:sz w:val="16"/>
               </w:rPr>
-              <w:t>21.38</w:t>
+              <w:t>21.49</w:t>
             </w:r>
           </w:p>
         </w:tc>
@@ -3949,7 +4635,7 @@
               <w:rPr>
                 <w:sz w:val="16"/>
               </w:rPr>
-              <w:t>22.09</w:t>
+              <w:t>22.22</w:t>
             </w:r>
           </w:p>
         </w:tc>
@@ -3963,7 +4649,7 @@
               <w:rPr>
                 <w:sz w:val="16"/>
               </w:rPr>
-              <w:t>-3.2</w:t>
+              <w:t>-3.3</w:t>
             </w:r>
           </w:p>
         </w:tc>
@@ -4063,7 +4749,7 @@
               <w:rPr>
                 <w:sz w:val="16"/>
               </w:rPr>
-              <w:t>23.26</w:t>
+              <w:t>23.36</w:t>
             </w:r>
           </w:p>
         </w:tc>
@@ -4077,7 +4763,7 @@
               <w:rPr>
                 <w:sz w:val="16"/>
               </w:rPr>
-              <w:t>22.35</w:t>
+              <w:t>22.45</w:t>
             </w:r>
           </w:p>
         </w:tc>
@@ -4091,7 +4777,7 @@
               <w:rPr>
                 <w:sz w:val="16"/>
               </w:rPr>
-              <w:t>4.0</w:t>
+              <w:t>4.1</w:t>
             </w:r>
           </w:p>
         </w:tc>
@@ -4191,7 +4877,7 @@
               <w:rPr>
                 <w:sz w:val="16"/>
               </w:rPr>
-              <w:t>23.09</w:t>
+              <w:t>23.19</w:t>
             </w:r>
           </w:p>
         </w:tc>
@@ -4205,7 +4891,7 @@
               <w:rPr>
                 <w:sz w:val="16"/>
               </w:rPr>
-              <w:t>22.62</w:t>
+              <w:t>22.68</w:t>
             </w:r>
           </w:p>
         </w:tc>
@@ -4219,7 +4905,7 @@
               <w:rPr>
                 <w:sz w:val="16"/>
               </w:rPr>
-              <w:t>2.1</w:t>
+              <w:t>2.2</w:t>
             </w:r>
           </w:p>
         </w:tc>
@@ -4333,7 +5019,7 @@
               <w:rPr>
                 <w:sz w:val="16"/>
               </w:rPr>
-              <w:t>22.89</w:t>
+              <w:t>22.91</w:t>
             </w:r>
           </w:p>
         </w:tc>
@@ -4347,7 +5033,7 @@
               <w:rPr>
                 <w:sz w:val="16"/>
               </w:rPr>
-              <w:t>-2.9</w:t>
+              <w:t>-3.0</w:t>
             </w:r>
           </w:p>
         </w:tc>
@@ -4461,7 +5147,7 @@
               <w:rPr>
                 <w:sz w:val="16"/>
               </w:rPr>
-              <w:t>23.16</w:t>
+              <w:t>23.15</w:t>
             </w:r>
           </w:p>
         </w:tc>
@@ -4589,7 +5275,7 @@
               <w:rPr>
                 <w:sz w:val="16"/>
               </w:rPr>
-              <w:t>23.43</w:t>
+              <w:t>23.39</w:t>
             </w:r>
           </w:p>
         </w:tc>
@@ -4603,7 +5289,7 @@
               <w:rPr>
                 <w:sz w:val="16"/>
               </w:rPr>
-              <w:t>-16.8</w:t>
+              <w:t>-16.7</w:t>
             </w:r>
           </w:p>
         </w:tc>
@@ -4717,7 +5403,7 @@
               <w:rPr>
                 <w:sz w:val="16"/>
               </w:rPr>
-              <w:t>23.7</w:t>
+              <w:t>23.63</w:t>
             </w:r>
           </w:p>
         </w:tc>
@@ -4731,7 +5417,7 @@
               <w:rPr>
                 <w:sz w:val="16"/>
               </w:rPr>
-              <w:t>-20.8</w:t>
+              <w:t>-20.6</w:t>
             </w:r>
           </w:p>
         </w:tc>
@@ -4831,7 +5517,7 @@
               <w:rPr>
                 <w:sz w:val="16"/>
               </w:rPr>
-              <w:t>24.64</w:t>
+              <w:t>23.29</w:t>
             </w:r>
           </w:p>
         </w:tc>
@@ -4845,7 +5531,7 @@
               <w:rPr>
                 <w:sz w:val="16"/>
               </w:rPr>
-              <w:t>23.98</w:t>
+              <w:t>23.88</w:t>
             </w:r>
           </w:p>
         </w:tc>
@@ -4859,7 +5545,7 @@
               <w:rPr>
                 <w:sz w:val="16"/>
               </w:rPr>
-              <w:t>2.7</w:t>
+              <w:t>-2.5</w:t>
             </w:r>
           </w:p>
         </w:tc>
@@ -4959,7 +5645,7 @@
               <w:rPr>
                 <w:sz w:val="16"/>
               </w:rPr>
-              <w:t>27.29</w:t>
+              <w:t>26.22</w:t>
             </w:r>
           </w:p>
         </w:tc>
@@ -4973,7 +5659,7 @@
               <w:rPr>
                 <w:sz w:val="16"/>
               </w:rPr>
-              <w:t>24.27</w:t>
+              <w:t>24.13</w:t>
             </w:r>
           </w:p>
         </w:tc>
@@ -4987,7 +5673,7 @@
               <w:rPr>
                 <w:sz w:val="16"/>
               </w:rPr>
-              <w:t>12.4</w:t>
+              <w:t>8.7</w:t>
             </w:r>
           </w:p>
         </w:tc>
@@ -5087,7 +5773,7 @@
               <w:rPr>
                 <w:sz w:val="16"/>
               </w:rPr>
-              <w:t>33.76</w:t>
+              <w:t>32.97</w:t>
             </w:r>
           </w:p>
         </w:tc>
@@ -5101,7 +5787,7 @@
               <w:rPr>
                 <w:sz w:val="16"/>
               </w:rPr>
-              <w:t>24.55</w:t>
+              <w:t>24.38</w:t>
             </w:r>
           </w:p>
         </w:tc>
@@ -5115,7 +5801,7 @@
               <w:rPr>
                 <w:sz w:val="16"/>
               </w:rPr>
-              <w:t>37.5</w:t>
+              <w:t>35.2</w:t>
             </w:r>
           </w:p>
         </w:tc>
@@ -5883,6 +6569,78 @@
                 <w:sz w:val="16"/>
               </w:rPr>
               <w:t>1.027</w:t>
+            </w:r>
+          </w:p>
+        </w:tc>
+      </w:tr>
+      <w:tr>
+        <w:tc>
+          <w:tcPr>
+            <w:tcW w:type="dxa" w:w="1814"/>
+          </w:tcPr>
+          <w:p>
+            <w:r/>
+            <w:r>
+              <w:rPr>
+                <w:sz w:val="16"/>
+              </w:rPr>
+              <w:t>Sem 2022 e 2023 (troca de base populacional)</w:t>
+            </w:r>
+          </w:p>
+        </w:tc>
+        <w:tc>
+          <w:tcPr>
+            <w:tcW w:type="dxa" w:w="1814"/>
+          </w:tcPr>
+          <w:p>
+            <w:r/>
+            <w:r>
+              <w:rPr>
+                <w:sz w:val="16"/>
+              </w:rPr>
+              <w:t>5570</w:t>
+            </w:r>
+          </w:p>
+        </w:tc>
+        <w:tc>
+          <w:tcPr>
+            <w:tcW w:type="dxa" w:w="1814"/>
+          </w:tcPr>
+          <w:p>
+            <w:r/>
+            <w:r>
+              <w:rPr>
+                <w:sz w:val="16"/>
+              </w:rPr>
+              <w:t>0.988</w:t>
+            </w:r>
+          </w:p>
+        </w:tc>
+        <w:tc>
+          <w:tcPr>
+            <w:tcW w:type="dxa" w:w="1814"/>
+          </w:tcPr>
+          <w:p>
+            <w:r/>
+            <w:r>
+              <w:rPr>
+                <w:sz w:val="16"/>
+              </w:rPr>
+              <w:t>0.939</w:t>
+            </w:r>
+          </w:p>
+        </w:tc>
+        <w:tc>
+          <w:tcPr>
+            <w:tcW w:type="dxa" w:w="1814"/>
+          </w:tcPr>
+          <w:p>
+            <w:r/>
+            <w:r>
+              <w:rPr>
+                <w:sz w:val="16"/>
+              </w:rPr>
+              <w:t>1.045</w:t>
             </w:r>
           </w:p>
         </w:tc>

--- a/artigo-agua/manuscrito-hidricas.docx
+++ b/artigo-agua/manuscrito-hidricas.docx
@@ -168,7 +168,7 @@
         <w:rPr>
           <w:b/>
         </w:rPr>
-        <w:t>35,2% acima</w:t>
+        <w:t>36% acima</w:t>
       </w:r>
       <w:r>
         <w:t xml:space="preserve"> quando medido por milhão de habitantes. A alta não é de um código, não é de uma faixa etária e não é redistribuição de causas mal definidas (Tabelas 3 a 5). </w:t>
@@ -890,7 +890,7 @@
     </w:p>
     <w:p>
       <w:r>
-        <w:t>Os óbitos por doenças infecciosas intestinais passaram de 4.875 em 2019 para 7.177 em 2024 (Tabela P4). Medidos por 10 mil óbitos do ano, foram de 36,12 para 46,85; por milhão de habitantes, de 23,2 para 32,97.</w:t>
+        <w:t>Os óbitos por doenças infecciosas intestinais passaram de 4.875 em 2019 para 7.177 em 2024 (Tabela P4). Medidos por 10 mil óbitos do ano, foram de 36,12 para 46,85; por milhão de habitantes, de 23,45 para 33,76.</w:t>
       </w:r>
     </w:p>
     <w:p>
@@ -900,16 +900,16 @@
     </w:p>
     <w:p>
       <w:r>
-        <w:t xml:space="preserve">Contra essa projeção, 2020 e 2021 ficam abaixo, e o tamanho da queda depende do denominador: −27% e −40,1% por óbitos do ano, contra −16,7% e −20,6% por habitante. A diferença é o efeito esperado da COVID-19 sobre o divisor, e é a razão de reportar as duas séries. As duas convergem em direção a partir de 2023, e em 2024 ficam </w:t>
+        <w:t xml:space="preserve">Contra essa projeção, 2020 e 2021 ficam abaixo, e o tamanho da queda depende do denominador: −27% e −40,1% por óbitos do ano, contra −16,7% e −20,4% por habitante. A diferença é o efeito esperado da COVID-19 sobre o divisor, e é a razão de reportar as duas séries. As duas convergem em direção a partir de 2023, e em 2024 ficam </w:t>
       </w:r>
       <w:r>
         <w:rPr>
           <w:b/>
         </w:rPr>
-        <w:t>+26,6% por óbitos do ano e +35,2% por habitante</w:t>
-      </w:r>
-      <w:r>
-        <w:t xml:space="preserve"> (Figura P3). Em 2022 elas ainda discordam — −11,6% por óbitos do ano contra −2,5% por habitante —, e é nesse ano que os dois denominadores param de dizer a mesma coisa.</w:t>
+        <w:t>+26,6% por óbitos do ano e +36% por habitante</w:t>
+      </w:r>
+      <w:r>
+        <w:t xml:space="preserve"> (Figura P3). Os dois denominadores concordam de sinal em todos os anos; o que muda entre eles é a magnitude, e ela difere mais em 2022 — −11,6% por óbitos do ano contra −2,1% por habitante —, ano em que a COVID-19 ainda inflava o total de óbitos que serve de divisor à primeira medida.</w:t>
       </w:r>
     </w:p>
     <w:p>
@@ -1453,7 +1453,30 @@
         <w:t>nacional</w:t>
       </w:r>
       <w:r>
-        <w:t xml:space="preserve"> da §3.1, que não tem efeito fixo para absorver a emenda, foi reconstruída sobre a projeção do IBGE revisão 2024, que reescreve a série retrospectiva inteira sob a mesma metodologia. A diferença não é acadêmica: com a série remendada, 2022 aparecia acima da tendência, e com a série contínua aparece abaixo. A análise agora aborta se a série populacional que recebe tiver variação anual acima de 2%, porque população nacional não muda tanto em um ano e um salto desses é troca de base, não demografia.</w:t>
+        <w:t xml:space="preserve"> da §3.1, que não tem efeito fixo para absorver a emenda, foi reconstruída sobre a Projeção da População do IBGE, Revisão 2024, reconciliada com a Pesquisa de Pós-Enumeração [9] — a mesma série que os trabalhos irmãos deste repositório adotam. A diferença não é acadêmica: com a série remendada, 2022 aparecia acima da tendência; com a série oficial, aparece abaixo.</w:t>
+      </w:r>
+    </w:p>
+    <w:p>
+      <w:r>
+        <w:t xml:space="preserve">A verificação que a análise faz sobre essa série merece registro, porque a primeira versão dela era insuficiente de um modo instrutivo. Conferir </w:t>
+      </w:r>
+      <w:r>
+        <w:rPr>
+          <w:b/>
+        </w:rPr>
+        <w:t>continuidade</w:t>
+      </w:r>
+      <w:r>
+        <w:t xml:space="preserve"> — abortar se a variação anual passar de 2% — detecta a emenda entre Censo e projeção, mas não distingue duas séries suaves de revisões diferentes: uma tentativa intermediária de conserto usou a projeção de 2018, anterior ao Censo, que é perfeitamente contínua e passou na conferência. A análise passa a conferir </w:t>
+      </w:r>
+      <w:r>
+        <w:rPr>
+          <w:b/>
+        </w:rPr>
+        <w:t>procedência</w:t>
+      </w:r>
+      <w:r>
+        <w:t>, comparando os totais nacionais contra valores-âncora publicados da Revisão 2024; a projeção de 2018 é reprovada por essa comparação. Suavidade de curva não é identidade de fonte.</w:t>
       </w:r>
     </w:p>
     <w:p>
@@ -1736,7 +1759,7 @@
     </w:p>
     <w:p>
       <w:r>
-        <w:t xml:space="preserve">Entre 2015 e 2019 a mortalidade brasileira por doenças infecciosas intestinais foi estável; em 2024 ela está entre 26,6% e 35,2% acima do que essa estabilidade projetava, conforme o denominador. A alta sobrevive ao exame das explicações alternativas de registro conhecidas e permanece </w:t>
+        <w:t xml:space="preserve">Entre 2015 e 2019 a mortalidade brasileira por doenças infecciosas intestinais foi estável; em 2024 ela está entre 26,6% e 36% acima do que essa estabilidade projetava, conforme o denominador. A alta sobrevive ao exame das explicações alternativas de registro conhecidas e permanece </w:t>
       </w:r>
       <w:r>
         <w:rPr>
@@ -4621,7 +4644,7 @@
               <w:rPr>
                 <w:sz w:val="16"/>
               </w:rPr>
-              <w:t>21.49</w:t>
+              <w:t>21.6</w:t>
             </w:r>
           </w:p>
         </w:tc>
@@ -4635,7 +4658,7 @@
               <w:rPr>
                 <w:sz w:val="16"/>
               </w:rPr>
-              <w:t>22.22</w:t>
+              <w:t>22.33</w:t>
             </w:r>
           </w:p>
         </w:tc>
@@ -4749,7 +4772,7 @@
               <w:rPr>
                 <w:sz w:val="16"/>
               </w:rPr>
-              <w:t>23.36</w:t>
+              <w:t>23.51</w:t>
             </w:r>
           </w:p>
         </w:tc>
@@ -4763,7 +4786,7 @@
               <w:rPr>
                 <w:sz w:val="16"/>
               </w:rPr>
-              <w:t>22.45</w:t>
+              <w:t>22.59</w:t>
             </w:r>
           </w:p>
         </w:tc>
@@ -4877,7 +4900,7 @@
               <w:rPr>
                 <w:sz w:val="16"/>
               </w:rPr>
-              <w:t>23.19</w:t>
+              <w:t>23.37</w:t>
             </w:r>
           </w:p>
         </w:tc>
@@ -4891,7 +4914,7 @@
               <w:rPr>
                 <w:sz w:val="16"/>
               </w:rPr>
-              <w:t>22.68</w:t>
+              <w:t>22.86</w:t>
             </w:r>
           </w:p>
         </w:tc>
@@ -5005,7 +5028,7 @@
               <w:rPr>
                 <w:sz w:val="16"/>
               </w:rPr>
-              <w:t>22.22</w:t>
+              <w:t>22.43</w:t>
             </w:r>
           </w:p>
         </w:tc>
@@ -5019,7 +5042,7 @@
               <w:rPr>
                 <w:sz w:val="16"/>
               </w:rPr>
-              <w:t>22.91</w:t>
+              <w:t>23.13</w:t>
             </w:r>
           </w:p>
         </w:tc>
@@ -5133,7 +5156,7 @@
               <w:rPr>
                 <w:sz w:val="16"/>
               </w:rPr>
-              <w:t>23.2</w:t>
+              <w:t>23.45</w:t>
             </w:r>
           </w:p>
         </w:tc>
@@ -5147,7 +5170,7 @@
               <w:rPr>
                 <w:sz w:val="16"/>
               </w:rPr>
-              <w:t>23.15</w:t>
+              <w:t>23.4</w:t>
             </w:r>
           </w:p>
         </w:tc>
@@ -5261,7 +5284,7 @@
               <w:rPr>
                 <w:sz w:val="16"/>
               </w:rPr>
-              <w:t>19.48</w:t>
+              <w:t>19.73</w:t>
             </w:r>
           </w:p>
         </w:tc>
@@ -5275,7 +5298,7 @@
               <w:rPr>
                 <w:sz w:val="16"/>
               </w:rPr>
-              <w:t>23.39</w:t>
+              <w:t>23.68</w:t>
             </w:r>
           </w:p>
         </w:tc>
@@ -5389,7 +5412,7 @@
               <w:rPr>
                 <w:sz w:val="16"/>
               </w:rPr>
-              <w:t>18.77</w:t>
+              <w:t>19.06</w:t>
             </w:r>
           </w:p>
         </w:tc>
@@ -5403,7 +5426,7 @@
               <w:rPr>
                 <w:sz w:val="16"/>
               </w:rPr>
-              <w:t>23.63</w:t>
+              <w:t>23.96</w:t>
             </w:r>
           </w:p>
         </w:tc>
@@ -5417,7 +5440,7 @@
               <w:rPr>
                 <w:sz w:val="16"/>
               </w:rPr>
-              <w:t>-20.6</w:t>
+              <w:t>-20.4</w:t>
             </w:r>
           </w:p>
         </w:tc>
@@ -5517,7 +5540,7 @@
               <w:rPr>
                 <w:sz w:val="16"/>
               </w:rPr>
-              <w:t>23.29</w:t>
+              <w:t>23.73</w:t>
             </w:r>
           </w:p>
         </w:tc>
@@ -5531,7 +5554,7 @@
               <w:rPr>
                 <w:sz w:val="16"/>
               </w:rPr>
-              <w:t>23.88</w:t>
+              <w:t>24.24</w:t>
             </w:r>
           </w:p>
         </w:tc>
@@ -5545,7 +5568,7 @@
               <w:rPr>
                 <w:sz w:val="16"/>
               </w:rPr>
-              <w:t>-2.5</w:t>
+              <w:t>-2.1</w:t>
             </w:r>
           </w:p>
         </w:tc>
@@ -5645,7 +5668,7 @@
               <w:rPr>
                 <w:sz w:val="16"/>
               </w:rPr>
-              <w:t>26.22</w:t>
+              <w:t>26.79</w:t>
             </w:r>
           </w:p>
         </w:tc>
@@ -5659,7 +5682,7 @@
               <w:rPr>
                 <w:sz w:val="16"/>
               </w:rPr>
-              <w:t>24.13</w:t>
+              <w:t>24.53</w:t>
             </w:r>
           </w:p>
         </w:tc>
@@ -5673,7 +5696,7 @@
               <w:rPr>
                 <w:sz w:val="16"/>
               </w:rPr>
-              <w:t>8.7</w:t>
+              <w:t>9.2</w:t>
             </w:r>
           </w:p>
         </w:tc>
@@ -5773,7 +5796,7 @@
               <w:rPr>
                 <w:sz w:val="16"/>
               </w:rPr>
-              <w:t>32.97</w:t>
+              <w:t>33.76</w:t>
             </w:r>
           </w:p>
         </w:tc>
@@ -5787,7 +5810,7 @@
               <w:rPr>
                 <w:sz w:val="16"/>
               </w:rPr>
-              <w:t>24.38</w:t>
+              <w:t>24.82</w:t>
             </w:r>
           </w:p>
         </w:tc>
@@ -5801,7 +5824,7 @@
               <w:rPr>
                 <w:sz w:val="16"/>
               </w:rPr>
-              <w:t>35.2</w:t>
+              <w:t>36.0</w:t>
             </w:r>
           </w:p>
         </w:tc>

--- a/artigo-agua/manuscrito-hidricas.docx
+++ b/artigo-agua/manuscrito-hidricas.docx
@@ -1013,7 +1013,7 @@
           <w:color w:val="52514E"/>
           <w:sz w:val="18"/>
         </w:rPr>
-        <w:t>Figura 5. Óbitos por doenças infecciosas intestinais (CID-10 A00–A09), Brasil, 2015–2025. (A) Contagem anual. (B) Óbitos por 10 mil óbitos do ano. O ano de 2025 é preliminar e aparece com marcador vazado e linha pontilhada; ele não entra em nenhuma estimativa. Fonte: Tabela S2.</w:t>
+        <w:t>Figura 6. Óbitos por doenças infecciosas intestinais (CID-10 A00–A09), Brasil, 2015–2025. (A) Contagem anual. (B) Óbitos por 10 mil óbitos do ano. O ano de 2025 é preliminar e aparece com marcador vazado e linha pontilhada; ele não entra em nenhuma estimativa. Fonte: Tabela S2.</w:t>
       </w:r>
     </w:p>
     <w:p>
@@ -1096,7 +1096,7 @@
           <w:color w:val="52514E"/>
           <w:sz w:val="18"/>
         </w:rPr>
-        <w:t>Figura 6. Variação dos óbitos por A00–A09 entre 2019 e 2024, por faixa etária. A alta aparece em todas as faixas, o que afasta envelhecimento populacional como explicação. Fonte: Tabela S3.</w:t>
+        <w:t>Figura 7. Variação dos óbitos por A00–A09 entre 2019 e 2024, por faixa etária. A alta aparece em todas as faixas, o que afasta envelhecimento populacional como explicação. Fonte: Tabela S3.</w:t>
       </w:r>
     </w:p>
     <w:p>
@@ -1528,7 +1528,7 @@
           <w:color w:val="52514E"/>
           <w:sz w:val="18"/>
         </w:rPr>
-        <w:t>Figura 4. IRR da ausência de vigilância sobre a mortalidade por A00–A09 em cada recorte de sensibilidade, incluindo a exclusão do Distrito Federal e dos municípios com menos de 5.000 habitantes. Fonte: Tabela P5.</w:t>
+        <w:t>Figura 5. IRR da ausência de vigilância sobre a mortalidade por A00–A09 em cada recorte de sensibilidade, incluindo a exclusão do Distrito Federal e dos municípios com menos de 5.000 habitantes. Fonte: Tabela P5.</w:t>
       </w:r>
     </w:p>
     <w:p>
@@ -1593,8 +1593,60 @@
       <w:r>
         <w:drawing>
           <wp:inline xmlns:a="http://schemas.openxmlformats.org/drawingml/2006/main" xmlns:pic="http://schemas.openxmlformats.org/drawingml/2006/picture">
+            <wp:extent cx="5760720" cy="2880360"/>
+            <wp:docPr id="7" name="Picture 7"/>
+            <wp:cNvGraphicFramePr>
+              <a:graphicFrameLocks noChangeAspect="1"/>
+            </wp:cNvGraphicFramePr>
+            <a:graphic>
+              <a:graphicData uri="http://schemas.openxmlformats.org/drawingml/2006/picture">
+                <pic:pic>
+                  <pic:nvPicPr>
+                    <pic:cNvPr id="0" name="figura_e1_ecoli.png"/>
+                    <pic:cNvPicPr/>
+                  </pic:nvPicPr>
+                  <pic:blipFill>
+                    <a:blip r:embed="rId15"/>
+                    <a:stretch>
+                      <a:fillRect/>
+                    </a:stretch>
+                  </pic:blipFill>
+                  <pic:spPr>
+                    <a:xfrm>
+                      <a:off x="0" y="0"/>
+                      <a:ext cx="5760720" cy="2880360"/>
+                    </a:xfrm>
+                    <a:prstGeom prst="rect"/>
+                  </pic:spPr>
+                </pic:pic>
+              </a:graphicData>
+            </a:graphic>
+          </wp:inline>
+        </w:drawing>
+      </w:r>
+    </w:p>
+    <w:p>
+      <w:pPr>
+        <w:spacing w:before="40" w:after="280"/>
+      </w:pPr>
+      <w:r>
+        <w:rPr>
+          <w:color w:val="52514E"/>
+          <w:sz w:val="18"/>
+        </w:rPr>
+        <w:t>Figura 4. Razão de taxas (IRR) da detecção de Escherichia coli na água no ano anterior, por grupo de causa, entre os município-anos em que houve amostra analisada e reportada ao SISAGUA. Mesmo estimador e mesma gramática da Figura P1, para comparação direta: a exposição deixa de ser o ato de reportar e passa a ser o resultado da análise. Fonte: Tabela E2.</w:t>
+      </w:r>
+    </w:p>
+    <w:p>
+      <w:pPr>
+        <w:spacing w:before="200" w:after="40"/>
+        <w:jc w:val="center"/>
+      </w:pPr>
+      <w:r>
+        <w:drawing>
+          <wp:inline xmlns:a="http://schemas.openxmlformats.org/drawingml/2006/main" xmlns:pic="http://schemas.openxmlformats.org/drawingml/2006/picture">
             <wp:extent cx="5760720" cy="3157045"/>
-            <wp:docPr id="7" name="Picture 7"/>
+            <wp:docPr id="8" name="Picture 8"/>
             <wp:cNvGraphicFramePr>
               <a:graphicFrameLocks noChangeAspect="1"/>
             </wp:cNvGraphicFramePr>
@@ -1606,7 +1658,7 @@
                     <pic:cNvPicPr/>
                   </pic:nvPicPr>
                   <pic:blipFill>
-                    <a:blip r:embed="rId15"/>
+                    <a:blip r:embed="rId16"/>
                     <a:stretch>
                       <a:fillRect/>
                     </a:stretch>
@@ -1634,7 +1686,7 @@
           <w:color w:val="52514E"/>
           <w:sz w:val="18"/>
         </w:rPr>
-        <w:t>Figura 7. Razão de mortalidade contra a classe de vigilância regular, para as duas entradas do subgrupo 1.2 da Lista Brasileira: doenças infecciosas intestinais (via hídrica) e infecções respiratórias (controle negativo). As duas causas são declaradas evitáveis pelo mesmo tipo de ação no instrumento oficial. A coluna do controle é monotônica entre as quatro classes e a do desfecho não é — ver §3.7 e §4.2. Fonte: Tabela S7.</w:t>
+        <w:t>Figura 8. Razão de mortalidade contra a classe de vigilância regular, para as duas entradas do subgrupo 1.2 da Lista Brasileira: doenças infecciosas intestinais (via hídrica) e infecções respiratórias (controle negativo). As duas causas são declaradas evitáveis pelo mesmo tipo de ação no instrumento oficial. A coluna do controle é monotônica entre as quatro classes e a do desfecho não é — ver §3.7 e §4.2. Fonte: Tabela S7.</w:t>
       </w:r>
     </w:p>
     <w:p>
@@ -1646,7 +1698,7 @@
         <w:drawing>
           <wp:inline xmlns:a="http://schemas.openxmlformats.org/drawingml/2006/main" xmlns:pic="http://schemas.openxmlformats.org/drawingml/2006/picture">
             <wp:extent cx="5760720" cy="2255010"/>
-            <wp:docPr id="8" name="Picture 8"/>
+            <wp:docPr id="9" name="Picture 9"/>
             <wp:cNvGraphicFramePr>
               <a:graphicFrameLocks noChangeAspect="1"/>
             </wp:cNvGraphicFramePr>
@@ -1658,7 +1710,7 @@
                     <pic:cNvPicPr/>
                   </pic:nvPicPr>
                   <pic:blipFill>
-                    <a:blip r:embed="rId16"/>
+                    <a:blip r:embed="rId17"/>
                     <a:stretch>
                       <a:fillRect/>
                     </a:stretch>
@@ -1686,7 +1738,7 @@
           <w:color w:val="52514E"/>
           <w:sz w:val="18"/>
         </w:rPr>
-        <w:t>Figura 8. Razão de razões e intervalo de confiança de 95% por bootstrap de município. Marcador cheio indica critério declarado antes da análise; marcador vazado indica teste post-hoc. A linha tracejada em 1 é o valor que refutaria a interpretação hídrica neste desenho. Os quatro passam, e o painel de efeitos fixos ainda assim não reproduz o efeito; a §4.2 explica por quê. Fonte: Tabela S8.</w:t>
+        <w:t>Figura 9. Razão de razões e intervalo de confiança de 95% por bootstrap de município. Marcador cheio indica critério declarado antes da análise; marcador vazado indica teste post-hoc. A linha tracejada em 1 é o valor que refutaria a interpretação hídrica neste desenho. Os quatro passam, e o painel de efeitos fixos ainda assim não reproduz o efeito; a §4.2 explica por quê. Fonte: Tabela S8.</w:t>
       </w:r>
     </w:p>
     <w:p>
@@ -1698,7 +1750,7 @@
         <w:drawing>
           <wp:inline xmlns:a="http://schemas.openxmlformats.org/drawingml/2006/main" xmlns:pic="http://schemas.openxmlformats.org/drawingml/2006/picture">
             <wp:extent cx="5760720" cy="2805313"/>
-            <wp:docPr id="9" name="Picture 9"/>
+            <wp:docPr id="10" name="Picture 10"/>
             <wp:cNvGraphicFramePr>
               <a:graphicFrameLocks noChangeAspect="1"/>
             </wp:cNvGraphicFramePr>
@@ -1710,7 +1762,7 @@
                     <pic:cNvPicPr/>
                   </pic:nvPicPr>
                   <pic:blipFill>
-                    <a:blip r:embed="rId17"/>
+                    <a:blip r:embed="rId18"/>
                     <a:stretch>
                       <a:fillRect/>
                     </a:stretch>
@@ -1738,7 +1790,260 @@
           <w:color w:val="52514E"/>
           <w:sz w:val="18"/>
         </w:rPr>
-        <w:t>Figura 9. Razão de razões dentro de cada faixa etária, o que neutraliza a composição etária sem exigir denominador populacional por idade. O valor é maior que 1 nas oito faixas, com o máximo em crianças de 1 a 4 anos. Fonte: Tabela S9.</w:t>
+        <w:t>Figura 10. Razão de razões dentro de cada faixa etária, o que neutraliza a composição etária sem exigir denominador populacional por idade. O valor é maior que 1 nas oito faixas, com o máximo em crianças de 1 a 4 anos. Fonte: Tabela S9.</w:t>
+      </w:r>
+    </w:p>
+    <w:p>
+      <w:pPr>
+        <w:pStyle w:val="Heading2"/>
+      </w:pPr>
+      <w:r>
+        <w:t>3.8 Quando a exposição deixa de ser papelada (extensão exploratória)</w:t>
+      </w:r>
+    </w:p>
+    <w:p>
+      <w:r>
+        <w:t>A objeção mais forte ao resultado acima é que a exposição mede um ato</w:t>
+      </w:r>
+    </w:p>
+    <w:p>
+      <w:r>
+        <w:t>administrativo. Um município pode analisar a água e não reportar, e o desenho</w:t>
+      </w:r>
+    </w:p>
+    <w:p>
+      <w:r>
+        <w:t>não separa as duas coisas — de modo que um nulo poderia ser apenas erro de</w:t>
+      </w:r>
+    </w:p>
+    <w:p>
+      <w:r>
+        <w:t>classificação da exposição.</w:t>
+      </w:r>
+    </w:p>
+    <w:p>
+      <w:r>
+        <w:t>Esta seção testa a versão da pergunta que não tem essa saída. Entre os</w:t>
+      </w:r>
+    </w:p>
+    <w:p>
+      <w:r>
+        <w:t xml:space="preserve">município-anos em que </w:t>
+      </w:r>
+      <w:r>
+        <w:rPr>
+          <w:b/>
+        </w:rPr>
+        <w:t>houve</w:t>
+      </w:r>
+      <w:r>
+        <w:t xml:space="preserve"> amostra analisada e reportada, a exposição passa</w:t>
+      </w:r>
+    </w:p>
+    <w:p>
+      <w:r>
+        <w:t xml:space="preserve">a ser o </w:t>
+      </w:r>
+      <w:r>
+        <w:rPr>
+          <w:b/>
+        </w:rPr>
+        <w:t>resultado</w:t>
+      </w:r>
+      <w:r>
+        <w:t xml:space="preserve"> do laboratório: encontrou-se </w:t>
+      </w:r>
+      <w:r>
+        <w:rPr>
+          <w:i/>
+        </w:rPr>
+        <w:t>Escherichia coli</w:t>
+      </w:r>
+      <w:r>
+        <w:t xml:space="preserve"> na água</w:t>
+      </w:r>
+    </w:p>
+    <w:p>
+      <w:r>
+        <w:t>distribuída no ano anterior, ou não. O estimador, os cinco grupos de causa e o</w:t>
+      </w:r>
+    </w:p>
+    <w:p>
+      <w:r>
+        <w:t>bootstrap são os mesmos.</w:t>
+      </w:r>
+    </w:p>
+    <w:p>
+      <w:r>
+        <w:t>O recorte é condicional a reportar, e essa seleção é parte do estimando: são</w:t>
+      </w:r>
+    </w:p>
+    <w:p>
+      <w:r>
+        <w:t>5.170 municípios e 40.638 linhas município-ano, contra os 5.570 e 50.130 do</w:t>
+      </w:r>
+    </w:p>
+    <w:p>
+      <w:r>
+        <w:t>painel principal, e nada nesta seção se aplica a quem não reporta. Em 8.791</w:t>
+      </w:r>
+    </w:p>
+    <w:p>
+      <w:r>
+        <w:t>linhas — 21,6% — houve detecção. O conjunto que identifica o efeito é maior que</w:t>
+      </w:r>
+    </w:p>
+    <w:p>
+      <w:r>
+        <w:t xml:space="preserve">o do painel principal: 2.343 municípios mudam de estado de detecção </w:t>
+      </w:r>
+      <w:r>
+        <w:rPr>
+          <w:b/>
+        </w:rPr>
+        <w:t>e</w:t>
+      </w:r>
+      <w:r>
+        <w:t xml:space="preserve"> têm</w:t>
+      </w:r>
+    </w:p>
+    <w:p>
+      <w:r>
+        <w:t>óbito por A00–A09, contra 1.468 lá (Tabela E1).</w:t>
+      </w:r>
+    </w:p>
+    <w:p>
+      <w:r>
+        <w:rPr>
+          <w:b/>
+        </w:rPr>
+        <w:t>O resultado é o mesmo.</w:t>
+      </w:r>
+      <w:r>
+        <w:t xml:space="preserve"> O IRR da detecção de </w:t>
+      </w:r>
+      <w:r>
+        <w:rPr>
+          <w:i/>
+        </w:rPr>
+        <w:t>E. coli</w:t>
+      </w:r>
+      <w:r>
+        <w:t xml:space="preserve"> sobre a mortalidade</w:t>
+      </w:r>
+    </w:p>
+    <w:p>
+      <w:r>
+        <w:t xml:space="preserve">por A00–A09 é </w:t>
+      </w:r>
+      <w:r>
+        <w:rPr>
+          <w:b/>
+        </w:rPr>
+        <w:t>0,991 [0,944–1,037]</w:t>
+      </w:r>
+      <w:r>
+        <w:t>, e os quatro controles dão 1,009, 0,995,</w:t>
+      </w:r>
+    </w:p>
+    <w:p>
+      <w:r>
+        <w:t>1,018 e 0,997 — nenhum exclui 1, e o maior de todos é novamente o das isquêmicas</w:t>
+      </w:r>
+    </w:p>
+    <w:p>
+      <w:r>
+        <w:t>do coração (Tabela E2, Figura E1). Sem o efeito fixo de município, a associação</w:t>
+      </w:r>
+    </w:p>
+    <w:p>
+      <w:r>
+        <w:t>das demais infecciosas do subgrupo 1.2 sobe para 1,207 e colapsa para 0,995 com</w:t>
+      </w:r>
+    </w:p>
+    <w:p>
+      <w:r>
+        <w:t>ele, repetindo o padrão de confundimento entre municípios da §3.4 (Tabela E3).</w:t>
+      </w:r>
+    </w:p>
+    <w:p>
+      <w:r>
+        <w:t>Um artefato previsível foi testado e não é o caso: quem coleta mais amostras</w:t>
+      </w:r>
+    </w:p>
+    <w:p>
+      <w:r>
+        <w:t xml:space="preserve">encontra mais </w:t>
+      </w:r>
+      <w:r>
+        <w:rPr>
+          <w:i/>
+        </w:rPr>
+        <w:t>E. coli</w:t>
+      </w:r>
+      <w:r>
+        <w:t xml:space="preserve"> por acaso, e incluir o logaritmo do número de amostras</w:t>
+      </w:r>
+    </w:p>
+    <w:p>
+      <w:r>
+        <w:t>analisadas no desenho move o IRR da hipótese de 0,991 para 0,985, sem mudar de</w:t>
+      </w:r>
+    </w:p>
+    <w:p>
+      <w:r>
+        <w:t>direção em nenhum dos cinco grupos (Tabela E4). A robustez também não se move</w:t>
+      </w:r>
+    </w:p>
+    <w:p>
+      <w:r>
+        <w:t>(Tabela E5).</w:t>
+      </w:r>
+    </w:p>
+    <w:p>
+      <w:r>
+        <w:rPr>
+          <w:b/>
+        </w:rPr>
+        <w:t>Esta extensão é exploratória e não pré-especificada.</w:t>
+      </w:r>
+      <w:r>
+        <w:t xml:space="preserve"> Ela foi concebida</w:t>
+      </w:r>
+    </w:p>
+    <w:p>
+      <w:r>
+        <w:t>depois de observar o resultado do painel principal, a partir de uma auditoria</w:t>
+      </w:r>
+    </w:p>
+    <w:p>
+      <w:r>
+        <w:t>externa; os seus quatro critérios foram escritos antes de qualquer número dela</w:t>
+      </w:r>
+    </w:p>
+    <w:p>
+      <w:r>
+        <w:t>ser calculado, o que não é a mesma coisa que pré-especificação anterior aos</w:t>
+      </w:r>
+    </w:p>
+    <w:p>
+      <w:r>
+        <w:t>dados, e vai dito com essas palavras.</w:t>
+      </w:r>
+    </w:p>
+    <w:p>
+      <w:r>
+        <w:t>O que ela acrescenta é a remoção de uma explicação alternativa. O nulo do painel</w:t>
+      </w:r>
+    </w:p>
+    <w:p>
+      <w:r>
+        <w:t>principal poderia ser erro de medida na exposição administrativa; aqui a</w:t>
+      </w:r>
+    </w:p>
+    <w:p>
+      <w:r>
+        <w:t>exposição é a medida, e o nulo persiste.</w:t>
       </w:r>
     </w:p>
     <w:p>
@@ -2241,6 +2546,32 @@
           <w:i/>
         </w:rPr>
         <w:t>Fonte: Tabela P5.</w:t>
+      </w:r>
+    </w:p>
+    <w:p>
+      <w:r>
+        <w:rPr>
+          <w:b/>
+        </w:rPr>
+        <w:t>Figura E1.</w:t>
+      </w:r>
+      <w:r>
+        <w:t xml:space="preserve"> Razão de taxas (IRR) da detecção de </w:t>
+      </w:r>
+      <w:r>
+        <w:rPr>
+          <w:i/>
+        </w:rPr>
+        <w:t>Escherichia coli</w:t>
+      </w:r>
+      <w:r>
+        <w:t xml:space="preserve"> na água no ano anterior, por grupo de causa, entre os município-anos em que houve amostra analisada e reportada. Mesma gramática da Figura P1, para comparação direta. </w:t>
+      </w:r>
+      <w:r>
+        <w:rPr>
+          <w:i/>
+        </w:rPr>
+        <w:t>Fonte: Tabela E2.</w:t>
       </w:r>
     </w:p>
     <w:p>
@@ -6664,6 +6995,2807 @@
                 <w:sz w:val="16"/>
               </w:rPr>
               <w:t>1.045</w:t>
+            </w:r>
+          </w:p>
+        </w:tc>
+      </w:tr>
+    </w:tbl>
+    <w:p>
+      <w:pPr>
+        <w:spacing w:before="240" w:after="80"/>
+      </w:pPr>
+      <w:r>
+        <w:rPr>
+          <w:b/>
+          <w:sz w:val="20"/>
+        </w:rPr>
+        <w:t>Tabela E1. A extensão microbiológica: universo condicional a reportar</w:t>
+      </w:r>
+    </w:p>
+    <w:tbl>
+      <w:tblPr>
+        <w:tblStyle w:val="LightGrid-Accent1"/>
+        <w:tblW w:type="auto" w:w="0"/>
+        <w:jc w:val="center"/>
+        <w:tblLayout w:type="fixed"/>
+        <w:tblLook w:firstColumn="1" w:firstRow="1" w:lastColumn="0" w:lastRow="0" w:noHBand="0" w:noVBand="1" w:val="04A0"/>
+      </w:tblPr>
+      <w:tblGrid>
+        <w:gridCol w:w="4703"/>
+        <w:gridCol w:w="4703"/>
+      </w:tblGrid>
+      <w:tr>
+        <w:tc>
+          <w:tcPr>
+            <w:tcW w:type="dxa" w:w="4536"/>
+          </w:tcPr>
+          <w:p>
+            <w:r/>
+            <w:r>
+              <w:rPr>
+                <w:b/>
+                <w:sz w:val="16"/>
+              </w:rPr>
+              <w:t>Recorte</w:t>
+            </w:r>
+          </w:p>
+        </w:tc>
+        <w:tc>
+          <w:tcPr>
+            <w:tcW w:type="dxa" w:w="4536"/>
+          </w:tcPr>
+          <w:p>
+            <w:r/>
+            <w:r>
+              <w:rPr>
+                <w:b/>
+                <w:sz w:val="16"/>
+              </w:rPr>
+              <w:t>Valor</w:t>
+            </w:r>
+          </w:p>
+        </w:tc>
+      </w:tr>
+      <w:tr>
+        <w:tc>
+          <w:tcPr>
+            <w:tcW w:type="dxa" w:w="4536"/>
+          </w:tcPr>
+          <w:p>
+            <w:r/>
+            <w:r>
+              <w:rPr>
+                <w:sz w:val="16"/>
+              </w:rPr>
+              <w:t>Municipios com alguma amostra reportada</w:t>
+            </w:r>
+          </w:p>
+        </w:tc>
+        <w:tc>
+          <w:tcPr>
+            <w:tcW w:type="dxa" w:w="4536"/>
+          </w:tcPr>
+          <w:p>
+            <w:r/>
+            <w:r>
+              <w:rPr>
+                <w:sz w:val="16"/>
+              </w:rPr>
+              <w:t>5170.0</w:t>
+            </w:r>
+          </w:p>
+        </w:tc>
+      </w:tr>
+      <w:tr>
+        <w:tc>
+          <w:tcPr>
+            <w:tcW w:type="dxa" w:w="4536"/>
+          </w:tcPr>
+          <w:p>
+            <w:r/>
+            <w:r>
+              <w:rPr>
+                <w:sz w:val="16"/>
+              </w:rPr>
+              <w:t>Municipio-ano no recorte (condicional a reportar)</w:t>
+            </w:r>
+          </w:p>
+        </w:tc>
+        <w:tc>
+          <w:tcPr>
+            <w:tcW w:type="dxa" w:w="4536"/>
+          </w:tcPr>
+          <w:p>
+            <w:r/>
+            <w:r>
+              <w:rPr>
+                <w:sz w:val="16"/>
+              </w:rPr>
+              <w:t>40638.0</w:t>
+            </w:r>
+          </w:p>
+        </w:tc>
+      </w:tr>
+      <w:tr>
+        <w:tc>
+          <w:tcPr>
+            <w:tcW w:type="dxa" w:w="4536"/>
+          </w:tcPr>
+          <w:p>
+            <w:r/>
+            <w:r>
+              <w:rPr>
+                <w:sz w:val="16"/>
+              </w:rPr>
+              <w:t>Municipio-ano com E. coli detectada no ano anterior</w:t>
+            </w:r>
+          </w:p>
+        </w:tc>
+        <w:tc>
+          <w:tcPr>
+            <w:tcW w:type="dxa" w:w="4536"/>
+          </w:tcPr>
+          <w:p>
+            <w:r/>
+            <w:r>
+              <w:rPr>
+                <w:sz w:val="16"/>
+              </w:rPr>
+              <w:t>8791.0</w:t>
+            </w:r>
+          </w:p>
+        </w:tc>
+      </w:tr>
+      <w:tr>
+        <w:tc>
+          <w:tcPr>
+            <w:tcW w:type="dxa" w:w="4536"/>
+          </w:tcPr>
+          <w:p>
+            <w:r/>
+            <w:r>
+              <w:rPr>
+                <w:sz w:val="16"/>
+              </w:rPr>
+              <w:t>Municipio-ano com E. coli detectada (%)</w:t>
+            </w:r>
+          </w:p>
+        </w:tc>
+        <w:tc>
+          <w:tcPr>
+            <w:tcW w:type="dxa" w:w="4536"/>
+          </w:tcPr>
+          <w:p>
+            <w:r/>
+            <w:r>
+              <w:rPr>
+                <w:sz w:val="16"/>
+              </w:rPr>
+              <w:t>21.6</w:t>
+            </w:r>
+          </w:p>
+        </w:tc>
+      </w:tr>
+      <w:tr>
+        <w:tc>
+          <w:tcPr>
+            <w:tcW w:type="dxa" w:w="4536"/>
+          </w:tcPr>
+          <w:p>
+            <w:r/>
+            <w:r>
+              <w:rPr>
+                <w:sz w:val="16"/>
+              </w:rPr>
+              <w:t>Amostras analisadas no periodo</w:t>
+            </w:r>
+          </w:p>
+        </w:tc>
+        <w:tc>
+          <w:tcPr>
+            <w:tcW w:type="dxa" w:w="4536"/>
+          </w:tcPr>
+          <w:p>
+            <w:r/>
+            <w:r>
+              <w:rPr>
+                <w:sz w:val="16"/>
+              </w:rPr>
+              <w:t>792990201.0</w:t>
+            </w:r>
+          </w:p>
+        </w:tc>
+      </w:tr>
+      <w:tr>
+        <w:tc>
+          <w:tcPr>
+            <w:tcW w:type="dxa" w:w="4536"/>
+          </w:tcPr>
+          <w:p>
+            <w:r/>
+            <w:r>
+              <w:rPr>
+                <w:sz w:val="16"/>
+              </w:rPr>
+              <w:t>Deteccoes de E. coli no periodo</w:t>
+            </w:r>
+          </w:p>
+        </w:tc>
+        <w:tc>
+          <w:tcPr>
+            <w:tcW w:type="dxa" w:w="4536"/>
+          </w:tcPr>
+          <w:p>
+            <w:r/>
+            <w:r>
+              <w:rPr>
+                <w:sz w:val="16"/>
+              </w:rPr>
+              <w:t>62461.0</w:t>
+            </w:r>
+          </w:p>
+        </w:tc>
+      </w:tr>
+      <w:tr>
+        <w:tc>
+          <w:tcPr>
+            <w:tcW w:type="dxa" w:w="4536"/>
+          </w:tcPr>
+          <w:p>
+            <w:r/>
+            <w:r>
+              <w:rPr>
+                <w:sz w:val="16"/>
+              </w:rPr>
+              <w:t>Municipios que MUDARAM de estado de deteccao</w:t>
+            </w:r>
+          </w:p>
+        </w:tc>
+        <w:tc>
+          <w:tcPr>
+            <w:tcW w:type="dxa" w:w="4536"/>
+          </w:tcPr>
+          <w:p>
+            <w:r/>
+            <w:r>
+              <w:rPr>
+                <w:sz w:val="16"/>
+              </w:rPr>
+              <w:t>2879.0</w:t>
+            </w:r>
+          </w:p>
+        </w:tc>
+      </w:tr>
+      <w:tr>
+        <w:tc>
+          <w:tcPr>
+            <w:tcW w:type="dxa" w:w="4536"/>
+          </w:tcPr>
+          <w:p>
+            <w:r/>
+            <w:r>
+              <w:rPr>
+                <w:sz w:val="16"/>
+              </w:rPr>
+              <w:t>Obitos: A00-A09 intestinais (hipotese)</w:t>
+            </w:r>
+          </w:p>
+        </w:tc>
+        <w:tc>
+          <w:tcPr>
+            <w:tcW w:type="dxa" w:w="4536"/>
+          </w:tcPr>
+          <w:p>
+            <w:r/>
+            <w:r>
+              <w:rPr>
+                <w:sz w:val="16"/>
+              </w:rPr>
+              <w:t>39011.0</w:t>
+            </w:r>
+          </w:p>
+        </w:tc>
+      </w:tr>
+      <w:tr>
+        <w:tc>
+          <w:tcPr>
+            <w:tcW w:type="dxa" w:w="4536"/>
+          </w:tcPr>
+          <w:p>
+            <w:r/>
+            <w:r>
+              <w:rPr>
+                <w:sz w:val="16"/>
+              </w:rPr>
+              <w:t>Municipios que mudam E tem obito: A00-A09 intestinais (hipotese)</w:t>
+            </w:r>
+          </w:p>
+        </w:tc>
+        <w:tc>
+          <w:tcPr>
+            <w:tcW w:type="dxa" w:w="4536"/>
+          </w:tcPr>
+          <w:p>
+            <w:r/>
+            <w:r>
+              <w:rPr>
+                <w:sz w:val="16"/>
+              </w:rPr>
+              <w:t>2343.0</w:t>
+            </w:r>
+          </w:p>
+        </w:tc>
+      </w:tr>
+      <w:tr>
+        <w:tc>
+          <w:tcPr>
+            <w:tcW w:type="dxa" w:w="4536"/>
+          </w:tcPr>
+          <w:p>
+            <w:r/>
+            <w:r>
+              <w:rPr>
+                <w:sz w:val="16"/>
+              </w:rPr>
+              <w:t>Obitos: J00-J22 respiratorias (subgrupo 1.2)</w:t>
+            </w:r>
+          </w:p>
+        </w:tc>
+        <w:tc>
+          <w:tcPr>
+            <w:tcW w:type="dxa" w:w="4536"/>
+          </w:tcPr>
+          <w:p>
+            <w:r/>
+            <w:r>
+              <w:rPr>
+                <w:sz w:val="16"/>
+              </w:rPr>
+              <w:t>677663.0</w:t>
+            </w:r>
+          </w:p>
+        </w:tc>
+      </w:tr>
+      <w:tr>
+        <w:tc>
+          <w:tcPr>
+            <w:tcW w:type="dxa" w:w="4536"/>
+          </w:tcPr>
+          <w:p>
+            <w:r/>
+            <w:r>
+              <w:rPr>
+                <w:sz w:val="16"/>
+              </w:rPr>
+              <w:t>Municipios que mudam E tem obito: J00-J22 respiratorias (subgrupo 1.2)</w:t>
+            </w:r>
+          </w:p>
+        </w:tc>
+        <w:tc>
+          <w:tcPr>
+            <w:tcW w:type="dxa" w:w="4536"/>
+          </w:tcPr>
+          <w:p>
+            <w:r/>
+            <w:r>
+              <w:rPr>
+                <w:sz w:val="16"/>
+              </w:rPr>
+              <w:t>2874.0</w:t>
+            </w:r>
+          </w:p>
+        </w:tc>
+      </w:tr>
+      <w:tr>
+        <w:tc>
+          <w:tcPr>
+            <w:tcW w:type="dxa" w:w="4536"/>
+          </w:tcPr>
+          <w:p>
+            <w:r/>
+            <w:r>
+              <w:rPr>
+                <w:sz w:val="16"/>
+              </w:rPr>
+              <w:t>Obitos: outras infecciosas do subgrupo 1.2</w:t>
+            </w:r>
+          </w:p>
+        </w:tc>
+        <w:tc>
+          <w:tcPr>
+            <w:tcW w:type="dxa" w:w="4536"/>
+          </w:tcPr>
+          <w:p>
+            <w:r/>
+            <w:r>
+              <w:rPr>
+                <w:sz w:val="16"/>
+              </w:rPr>
+              <w:t>199472.0</w:t>
+            </w:r>
+          </w:p>
+        </w:tc>
+      </w:tr>
+      <w:tr>
+        <w:tc>
+          <w:tcPr>
+            <w:tcW w:type="dxa" w:w="4536"/>
+          </w:tcPr>
+          <w:p>
+            <w:r/>
+            <w:r>
+              <w:rPr>
+                <w:sz w:val="16"/>
+              </w:rPr>
+              <w:t>Municipios que mudam E tem obito: outras infecciosas do subgrupo 1.2</w:t>
+            </w:r>
+          </w:p>
+        </w:tc>
+        <w:tc>
+          <w:tcPr>
+            <w:tcW w:type="dxa" w:w="4536"/>
+          </w:tcPr>
+          <w:p>
+            <w:r/>
+            <w:r>
+              <w:rPr>
+                <w:sz w:val="16"/>
+              </w:rPr>
+              <w:t>2751.0</w:t>
+            </w:r>
+          </w:p>
+        </w:tc>
+      </w:tr>
+      <w:tr>
+        <w:tc>
+          <w:tcPr>
+            <w:tcW w:type="dxa" w:w="4536"/>
+          </w:tcPr>
+          <w:p>
+            <w:r/>
+            <w:r>
+              <w:rPr>
+                <w:sz w:val="16"/>
+              </w:rPr>
+              <w:t>Obitos: I20-I25 isquemicas do coracao</w:t>
+            </w:r>
+          </w:p>
+        </w:tc>
+        <w:tc>
+          <w:tcPr>
+            <w:tcW w:type="dxa" w:w="4536"/>
+          </w:tcPr>
+          <w:p>
+            <w:r/>
+            <w:r>
+              <w:rPr>
+                <w:sz w:val="16"/>
+              </w:rPr>
+              <w:t>931269.0</w:t>
+            </w:r>
+          </w:p>
+        </w:tc>
+      </w:tr>
+      <w:tr>
+        <w:tc>
+          <w:tcPr>
+            <w:tcW w:type="dxa" w:w="4536"/>
+          </w:tcPr>
+          <w:p>
+            <w:r/>
+            <w:r>
+              <w:rPr>
+                <w:sz w:val="16"/>
+              </w:rPr>
+              <w:t>Municipios que mudam E tem obito: I20-I25 isquemicas do coracao</w:t>
+            </w:r>
+          </w:p>
+        </w:tc>
+        <w:tc>
+          <w:tcPr>
+            <w:tcW w:type="dxa" w:w="4536"/>
+          </w:tcPr>
+          <w:p>
+            <w:r/>
+            <w:r>
+              <w:rPr>
+                <w:sz w:val="16"/>
+              </w:rPr>
+              <w:t>2877.0</w:t>
+            </w:r>
+          </w:p>
+        </w:tc>
+      </w:tr>
+      <w:tr>
+        <w:tc>
+          <w:tcPr>
+            <w:tcW w:type="dxa" w:w="4536"/>
+          </w:tcPr>
+          <w:p>
+            <w:r/>
+            <w:r>
+              <w:rPr>
+                <w:sz w:val="16"/>
+              </w:rPr>
+              <w:t>Obitos: V01-Y98 causas externas</w:t>
+            </w:r>
+          </w:p>
+        </w:tc>
+        <w:tc>
+          <w:tcPr>
+            <w:tcW w:type="dxa" w:w="4536"/>
+          </w:tcPr>
+          <w:p>
+            <w:r/>
+            <w:r>
+              <w:rPr>
+                <w:sz w:val="16"/>
+              </w:rPr>
+              <w:t>1180164.0</w:t>
+            </w:r>
+          </w:p>
+        </w:tc>
+      </w:tr>
+      <w:tr>
+        <w:tc>
+          <w:tcPr>
+            <w:tcW w:type="dxa" w:w="4536"/>
+          </w:tcPr>
+          <w:p>
+            <w:r/>
+            <w:r>
+              <w:rPr>
+                <w:sz w:val="16"/>
+              </w:rPr>
+              <w:t>Municipios que mudam E tem obito: V01-Y98 causas externas</w:t>
+            </w:r>
+          </w:p>
+        </w:tc>
+        <w:tc>
+          <w:tcPr>
+            <w:tcW w:type="dxa" w:w="4536"/>
+          </w:tcPr>
+          <w:p>
+            <w:r/>
+            <w:r>
+              <w:rPr>
+                <w:sz w:val="16"/>
+              </w:rPr>
+              <w:t>2879.0</w:t>
+            </w:r>
+          </w:p>
+        </w:tc>
+      </w:tr>
+    </w:tbl>
+    <w:p>
+      <w:pPr>
+        <w:spacing w:before="240" w:after="80"/>
+      </w:pPr>
+      <w:r>
+        <w:rPr>
+          <w:b/>
+          <w:sz w:val="20"/>
+        </w:rPr>
+        <w:t>Tabela E2. IRR da detecção de *E. coli* no ano anterior, por grupo de causa</w:t>
+      </w:r>
+    </w:p>
+    <w:tbl>
+      <w:tblPr>
+        <w:tblStyle w:val="LightGrid-Accent1"/>
+        <w:tblW w:type="auto" w:w="0"/>
+        <w:jc w:val="center"/>
+        <w:tblLayout w:type="fixed"/>
+        <w:tblLook w:firstColumn="1" w:firstRow="1" w:lastColumn="0" w:lastRow="0" w:noHBand="0" w:noVBand="1" w:val="04A0"/>
+      </w:tblPr>
+      <w:tblGrid>
+        <w:gridCol w:w="1881"/>
+        <w:gridCol w:w="1881"/>
+        <w:gridCol w:w="1881"/>
+        <w:gridCol w:w="1881"/>
+        <w:gridCol w:w="1881"/>
+      </w:tblGrid>
+      <w:tr>
+        <w:tc>
+          <w:tcPr>
+            <w:tcW w:type="dxa" w:w="1814"/>
+          </w:tcPr>
+          <w:p>
+            <w:r/>
+            <w:r>
+              <w:rPr>
+                <w:b/>
+                <w:sz w:val="16"/>
+              </w:rPr>
+              <w:t>Grupo de causa</w:t>
+            </w:r>
+          </w:p>
+        </w:tc>
+        <w:tc>
+          <w:tcPr>
+            <w:tcW w:type="dxa" w:w="1814"/>
+          </w:tcPr>
+          <w:p>
+            <w:r/>
+            <w:r>
+              <w:rPr>
+                <w:b/>
+                <w:sz w:val="16"/>
+              </w:rPr>
+              <w:t>IRR</w:t>
+            </w:r>
+          </w:p>
+        </w:tc>
+        <w:tc>
+          <w:tcPr>
+            <w:tcW w:type="dxa" w:w="1814"/>
+          </w:tcPr>
+          <w:p>
+            <w:r/>
+            <w:r>
+              <w:rPr>
+                <w:b/>
+                <w:sz w:val="16"/>
+              </w:rPr>
+              <w:t>IC95% inferior</w:t>
+            </w:r>
+          </w:p>
+        </w:tc>
+        <w:tc>
+          <w:tcPr>
+            <w:tcW w:type="dxa" w:w="1814"/>
+          </w:tcPr>
+          <w:p>
+            <w:r/>
+            <w:r>
+              <w:rPr>
+                <w:b/>
+                <w:sz w:val="16"/>
+              </w:rPr>
+              <w:t>IC95% superior</w:t>
+            </w:r>
+          </w:p>
+        </w:tc>
+        <w:tc>
+          <w:tcPr>
+            <w:tcW w:type="dxa" w:w="1814"/>
+          </w:tcPr>
+          <w:p>
+            <w:r/>
+            <w:r>
+              <w:rPr>
+                <w:b/>
+                <w:sz w:val="16"/>
+              </w:rPr>
+              <w:t>Exclui 1</w:t>
+            </w:r>
+          </w:p>
+        </w:tc>
+      </w:tr>
+      <w:tr>
+        <w:tc>
+          <w:tcPr>
+            <w:tcW w:type="dxa" w:w="1814"/>
+          </w:tcPr>
+          <w:p>
+            <w:r/>
+            <w:r>
+              <w:rPr>
+                <w:sz w:val="16"/>
+              </w:rPr>
+              <w:t>A00-A09 intestinais (hipotese)</w:t>
+            </w:r>
+          </w:p>
+        </w:tc>
+        <w:tc>
+          <w:tcPr>
+            <w:tcW w:type="dxa" w:w="1814"/>
+          </w:tcPr>
+          <w:p>
+            <w:r/>
+            <w:r>
+              <w:rPr>
+                <w:sz w:val="16"/>
+              </w:rPr>
+              <w:t>0.991</w:t>
+            </w:r>
+          </w:p>
+        </w:tc>
+        <w:tc>
+          <w:tcPr>
+            <w:tcW w:type="dxa" w:w="1814"/>
+          </w:tcPr>
+          <w:p>
+            <w:r/>
+            <w:r>
+              <w:rPr>
+                <w:sz w:val="16"/>
+              </w:rPr>
+              <w:t>0.944</w:t>
+            </w:r>
+          </w:p>
+        </w:tc>
+        <w:tc>
+          <w:tcPr>
+            <w:tcW w:type="dxa" w:w="1814"/>
+          </w:tcPr>
+          <w:p>
+            <w:r/>
+            <w:r>
+              <w:rPr>
+                <w:sz w:val="16"/>
+              </w:rPr>
+              <w:t>1.037</w:t>
+            </w:r>
+          </w:p>
+        </w:tc>
+        <w:tc>
+          <w:tcPr>
+            <w:tcW w:type="dxa" w:w="1814"/>
+          </w:tcPr>
+          <w:p>
+            <w:r/>
+            <w:r>
+              <w:rPr>
+                <w:sz w:val="16"/>
+              </w:rPr>
+              <w:t>nao</w:t>
+            </w:r>
+          </w:p>
+        </w:tc>
+      </w:tr>
+      <w:tr>
+        <w:tc>
+          <w:tcPr>
+            <w:tcW w:type="dxa" w:w="1814"/>
+          </w:tcPr>
+          <w:p>
+            <w:r/>
+            <w:r>
+              <w:rPr>
+                <w:sz w:val="16"/>
+              </w:rPr>
+              <w:t>J00-J22 respiratorias (subgrupo 1.2)</w:t>
+            </w:r>
+          </w:p>
+        </w:tc>
+        <w:tc>
+          <w:tcPr>
+            <w:tcW w:type="dxa" w:w="1814"/>
+          </w:tcPr>
+          <w:p>
+            <w:r/>
+            <w:r>
+              <w:rPr>
+                <w:sz w:val="16"/>
+              </w:rPr>
+              <w:t>1.009</w:t>
+            </w:r>
+          </w:p>
+        </w:tc>
+        <w:tc>
+          <w:tcPr>
+            <w:tcW w:type="dxa" w:w="1814"/>
+          </w:tcPr>
+          <w:p>
+            <w:r/>
+            <w:r>
+              <w:rPr>
+                <w:sz w:val="16"/>
+              </w:rPr>
+              <w:t>0.986</w:t>
+            </w:r>
+          </w:p>
+        </w:tc>
+        <w:tc>
+          <w:tcPr>
+            <w:tcW w:type="dxa" w:w="1814"/>
+          </w:tcPr>
+          <w:p>
+            <w:r/>
+            <w:r>
+              <w:rPr>
+                <w:sz w:val="16"/>
+              </w:rPr>
+              <w:t>1.032</w:t>
+            </w:r>
+          </w:p>
+        </w:tc>
+        <w:tc>
+          <w:tcPr>
+            <w:tcW w:type="dxa" w:w="1814"/>
+          </w:tcPr>
+          <w:p>
+            <w:r/>
+            <w:r>
+              <w:rPr>
+                <w:sz w:val="16"/>
+              </w:rPr>
+              <w:t>nao</w:t>
+            </w:r>
+          </w:p>
+        </w:tc>
+      </w:tr>
+      <w:tr>
+        <w:tc>
+          <w:tcPr>
+            <w:tcW w:type="dxa" w:w="1814"/>
+          </w:tcPr>
+          <w:p>
+            <w:r/>
+            <w:r>
+              <w:rPr>
+                <w:sz w:val="16"/>
+              </w:rPr>
+              <w:t>outras infecciosas do subgrupo 1.2</w:t>
+            </w:r>
+          </w:p>
+        </w:tc>
+        <w:tc>
+          <w:tcPr>
+            <w:tcW w:type="dxa" w:w="1814"/>
+          </w:tcPr>
+          <w:p>
+            <w:r/>
+            <w:r>
+              <w:rPr>
+                <w:sz w:val="16"/>
+              </w:rPr>
+              <w:t>0.995</w:t>
+            </w:r>
+          </w:p>
+        </w:tc>
+        <w:tc>
+          <w:tcPr>
+            <w:tcW w:type="dxa" w:w="1814"/>
+          </w:tcPr>
+          <w:p>
+            <w:r/>
+            <w:r>
+              <w:rPr>
+                <w:sz w:val="16"/>
+              </w:rPr>
+              <w:t>0.975</w:t>
+            </w:r>
+          </w:p>
+        </w:tc>
+        <w:tc>
+          <w:tcPr>
+            <w:tcW w:type="dxa" w:w="1814"/>
+          </w:tcPr>
+          <w:p>
+            <w:r/>
+            <w:r>
+              <w:rPr>
+                <w:sz w:val="16"/>
+              </w:rPr>
+              <w:t>1.021</w:t>
+            </w:r>
+          </w:p>
+        </w:tc>
+        <w:tc>
+          <w:tcPr>
+            <w:tcW w:type="dxa" w:w="1814"/>
+          </w:tcPr>
+          <w:p>
+            <w:r/>
+            <w:r>
+              <w:rPr>
+                <w:sz w:val="16"/>
+              </w:rPr>
+              <w:t>nao</w:t>
+            </w:r>
+          </w:p>
+        </w:tc>
+      </w:tr>
+      <w:tr>
+        <w:tc>
+          <w:tcPr>
+            <w:tcW w:type="dxa" w:w="1814"/>
+          </w:tcPr>
+          <w:p>
+            <w:r/>
+            <w:r>
+              <w:rPr>
+                <w:sz w:val="16"/>
+              </w:rPr>
+              <w:t>I20-I25 isquemicas do coracao</w:t>
+            </w:r>
+          </w:p>
+        </w:tc>
+        <w:tc>
+          <w:tcPr>
+            <w:tcW w:type="dxa" w:w="1814"/>
+          </w:tcPr>
+          <w:p>
+            <w:r/>
+            <w:r>
+              <w:rPr>
+                <w:sz w:val="16"/>
+              </w:rPr>
+              <w:t>1.018</w:t>
+            </w:r>
+          </w:p>
+        </w:tc>
+        <w:tc>
+          <w:tcPr>
+            <w:tcW w:type="dxa" w:w="1814"/>
+          </w:tcPr>
+          <w:p>
+            <w:r/>
+            <w:r>
+              <w:rPr>
+                <w:sz w:val="16"/>
+              </w:rPr>
+              <w:t>0.999</w:t>
+            </w:r>
+          </w:p>
+        </w:tc>
+        <w:tc>
+          <w:tcPr>
+            <w:tcW w:type="dxa" w:w="1814"/>
+          </w:tcPr>
+          <w:p>
+            <w:r/>
+            <w:r>
+              <w:rPr>
+                <w:sz w:val="16"/>
+              </w:rPr>
+              <w:t>1.042</w:t>
+            </w:r>
+          </w:p>
+        </w:tc>
+        <w:tc>
+          <w:tcPr>
+            <w:tcW w:type="dxa" w:w="1814"/>
+          </w:tcPr>
+          <w:p>
+            <w:r/>
+            <w:r>
+              <w:rPr>
+                <w:sz w:val="16"/>
+              </w:rPr>
+              <w:t>nao</w:t>
+            </w:r>
+          </w:p>
+        </w:tc>
+      </w:tr>
+      <w:tr>
+        <w:tc>
+          <w:tcPr>
+            <w:tcW w:type="dxa" w:w="1814"/>
+          </w:tcPr>
+          <w:p>
+            <w:r/>
+            <w:r>
+              <w:rPr>
+                <w:sz w:val="16"/>
+              </w:rPr>
+              <w:t>V01-Y98 causas externas</w:t>
+            </w:r>
+          </w:p>
+        </w:tc>
+        <w:tc>
+          <w:tcPr>
+            <w:tcW w:type="dxa" w:w="1814"/>
+          </w:tcPr>
+          <w:p>
+            <w:r/>
+            <w:r>
+              <w:rPr>
+                <w:sz w:val="16"/>
+              </w:rPr>
+              <w:t>0.997</w:t>
+            </w:r>
+          </w:p>
+        </w:tc>
+        <w:tc>
+          <w:tcPr>
+            <w:tcW w:type="dxa" w:w="1814"/>
+          </w:tcPr>
+          <w:p>
+            <w:r/>
+            <w:r>
+              <w:rPr>
+                <w:sz w:val="16"/>
+              </w:rPr>
+              <w:t>0.981</w:t>
+            </w:r>
+          </w:p>
+        </w:tc>
+        <w:tc>
+          <w:tcPr>
+            <w:tcW w:type="dxa" w:w="1814"/>
+          </w:tcPr>
+          <w:p>
+            <w:r/>
+            <w:r>
+              <w:rPr>
+                <w:sz w:val="16"/>
+              </w:rPr>
+              <w:t>1.014</w:t>
+            </w:r>
+          </w:p>
+        </w:tc>
+        <w:tc>
+          <w:tcPr>
+            <w:tcW w:type="dxa" w:w="1814"/>
+          </w:tcPr>
+          <w:p>
+            <w:r/>
+            <w:r>
+              <w:rPr>
+                <w:sz w:val="16"/>
+              </w:rPr>
+              <w:t>nao</w:t>
+            </w:r>
+          </w:p>
+        </w:tc>
+      </w:tr>
+    </w:tbl>
+    <w:p>
+      <w:pPr>
+        <w:spacing w:before="240" w:after="80"/>
+      </w:pPr>
+      <w:r>
+        <w:rPr>
+          <w:b/>
+          <w:sz w:val="20"/>
+        </w:rPr>
+        <w:t>Tabela E3. O mesmo IRR com e sem efeito fixo de município</w:t>
+      </w:r>
+    </w:p>
+    <w:tbl>
+      <w:tblPr>
+        <w:tblStyle w:val="LightGrid-Accent1"/>
+        <w:tblW w:type="auto" w:w="0"/>
+        <w:jc w:val="center"/>
+        <w:tblLayout w:type="fixed"/>
+        <w:tblLook w:firstColumn="1" w:firstRow="1" w:lastColumn="0" w:lastRow="0" w:noHBand="0" w:noVBand="1" w:val="04A0"/>
+      </w:tblPr>
+      <w:tblGrid>
+        <w:gridCol w:w="1568"/>
+        <w:gridCol w:w="1568"/>
+        <w:gridCol w:w="1568"/>
+        <w:gridCol w:w="1568"/>
+        <w:gridCol w:w="1568"/>
+        <w:gridCol w:w="1568"/>
+      </w:tblGrid>
+      <w:tr>
+        <w:tc>
+          <w:tcPr>
+            <w:tcW w:type="dxa" w:w="1512"/>
+          </w:tcPr>
+          <w:p>
+            <w:r/>
+            <w:r>
+              <w:rPr>
+                <w:b/>
+                <w:sz w:val="16"/>
+              </w:rPr>
+              <w:t>Grupo de causa</w:t>
+            </w:r>
+          </w:p>
+        </w:tc>
+        <w:tc>
+          <w:tcPr>
+            <w:tcW w:type="dxa" w:w="1512"/>
+          </w:tcPr>
+          <w:p>
+            <w:r/>
+            <w:r>
+              <w:rPr>
+                <w:b/>
+                <w:sz w:val="16"/>
+              </w:rPr>
+              <w:t>IRR sem efeito fixo</w:t>
+            </w:r>
+          </w:p>
+        </w:tc>
+        <w:tc>
+          <w:tcPr>
+            <w:tcW w:type="dxa" w:w="1512"/>
+          </w:tcPr>
+          <w:p>
+            <w:r/>
+            <w:r>
+              <w:rPr>
+                <w:b/>
+                <w:sz w:val="16"/>
+              </w:rPr>
+              <w:t>IRR com efeito fixo</w:t>
+            </w:r>
+          </w:p>
+        </w:tc>
+        <w:tc>
+          <w:tcPr>
+            <w:tcW w:type="dxa" w:w="1512"/>
+          </w:tcPr>
+          <w:p>
+            <w:r/>
+            <w:r>
+              <w:rPr>
+                <w:b/>
+                <w:sz w:val="16"/>
+              </w:rPr>
+              <w:t>Removido pelo efeito fixo</w:t>
+            </w:r>
+          </w:p>
+        </w:tc>
+        <w:tc>
+          <w:tcPr>
+            <w:tcW w:type="dxa" w:w="1512"/>
+          </w:tcPr>
+          <w:p>
+            <w:r/>
+            <w:r>
+              <w:rPr>
+                <w:b/>
+                <w:sz w:val="16"/>
+              </w:rPr>
+              <w:t>RRR contra o controle, sem efeito fixo</w:t>
+            </w:r>
+          </w:p>
+        </w:tc>
+        <w:tc>
+          <w:tcPr>
+            <w:tcW w:type="dxa" w:w="1512"/>
+          </w:tcPr>
+          <w:p>
+            <w:r/>
+            <w:r>
+              <w:rPr>
+                <w:b/>
+                <w:sz w:val="16"/>
+              </w:rPr>
+              <w:t>RRR contra o controle, com efeito fixo</w:t>
+            </w:r>
+          </w:p>
+        </w:tc>
+      </w:tr>
+      <w:tr>
+        <w:tc>
+          <w:tcPr>
+            <w:tcW w:type="dxa" w:w="1512"/>
+          </w:tcPr>
+          <w:p>
+            <w:r/>
+            <w:r>
+              <w:rPr>
+                <w:sz w:val="16"/>
+              </w:rPr>
+              <w:t>A00-A09 intestinais (hipotese)</w:t>
+            </w:r>
+          </w:p>
+        </w:tc>
+        <w:tc>
+          <w:tcPr>
+            <w:tcW w:type="dxa" w:w="1512"/>
+          </w:tcPr>
+          <w:p>
+            <w:r/>
+            <w:r>
+              <w:rPr>
+                <w:sz w:val="16"/>
+              </w:rPr>
+              <w:t>1.021</w:t>
+            </w:r>
+          </w:p>
+        </w:tc>
+        <w:tc>
+          <w:tcPr>
+            <w:tcW w:type="dxa" w:w="1512"/>
+          </w:tcPr>
+          <w:p>
+            <w:r/>
+            <w:r>
+              <w:rPr>
+                <w:sz w:val="16"/>
+              </w:rPr>
+              <w:t>0.991</w:t>
+            </w:r>
+          </w:p>
+        </w:tc>
+        <w:tc>
+          <w:tcPr>
+            <w:tcW w:type="dxa" w:w="1512"/>
+          </w:tcPr>
+          <w:p>
+            <w:r/>
+            <w:r>
+              <w:rPr>
+                <w:sz w:val="16"/>
+              </w:rPr>
+              <w:t>0.03</w:t>
+            </w:r>
+          </w:p>
+        </w:tc>
+        <w:tc>
+          <w:tcPr>
+            <w:tcW w:type="dxa" w:w="1512"/>
+          </w:tcPr>
+          <w:p>
+            <w:r/>
+            <w:r>
+              <w:rPr>
+                <w:sz w:val="16"/>
+              </w:rPr>
+              <w:t>1.007</w:t>
+            </w:r>
+          </w:p>
+        </w:tc>
+        <w:tc>
+          <w:tcPr>
+            <w:tcW w:type="dxa" w:w="1512"/>
+          </w:tcPr>
+          <w:p>
+            <w:r/>
+            <w:r>
+              <w:rPr>
+                <w:sz w:val="16"/>
+              </w:rPr>
+              <w:t>0.982</w:t>
+            </w:r>
+          </w:p>
+        </w:tc>
+      </w:tr>
+      <w:tr>
+        <w:tc>
+          <w:tcPr>
+            <w:tcW w:type="dxa" w:w="1512"/>
+          </w:tcPr>
+          <w:p>
+            <w:r/>
+            <w:r>
+              <w:rPr>
+                <w:sz w:val="16"/>
+              </w:rPr>
+              <w:t>J00-J22 respiratorias (subgrupo 1.2)</w:t>
+            </w:r>
+          </w:p>
+        </w:tc>
+        <w:tc>
+          <w:tcPr>
+            <w:tcW w:type="dxa" w:w="1512"/>
+          </w:tcPr>
+          <w:p>
+            <w:r/>
+            <w:r>
+              <w:rPr>
+                <w:sz w:val="16"/>
+              </w:rPr>
+              <w:t>1.014</w:t>
+            </w:r>
+          </w:p>
+        </w:tc>
+        <w:tc>
+          <w:tcPr>
+            <w:tcW w:type="dxa" w:w="1512"/>
+          </w:tcPr>
+          <w:p>
+            <w:r/>
+            <w:r>
+              <w:rPr>
+                <w:sz w:val="16"/>
+              </w:rPr>
+              <w:t>1.009</w:t>
+            </w:r>
+          </w:p>
+        </w:tc>
+        <w:tc>
+          <w:tcPr>
+            <w:tcW w:type="dxa" w:w="1512"/>
+          </w:tcPr>
+          <w:p>
+            <w:r/>
+            <w:r>
+              <w:rPr>
+                <w:sz w:val="16"/>
+              </w:rPr>
+              <w:t>0.005</w:t>
+            </w:r>
+          </w:p>
+        </w:tc>
+        <w:tc>
+          <w:tcPr>
+            <w:tcW w:type="dxa" w:w="1512"/>
+          </w:tcPr>
+          <w:p>
+            <w:r/>
+            <w:r>
+              <w:rPr>
+                <w:sz w:val="16"/>
+              </w:rPr>
+              <w:t>1.0</w:t>
+            </w:r>
+          </w:p>
+        </w:tc>
+        <w:tc>
+          <w:tcPr>
+            <w:tcW w:type="dxa" w:w="1512"/>
+          </w:tcPr>
+          <w:p>
+            <w:r/>
+            <w:r>
+              <w:rPr>
+                <w:sz w:val="16"/>
+              </w:rPr>
+              <w:t>1.0</w:t>
+            </w:r>
+          </w:p>
+        </w:tc>
+      </w:tr>
+      <w:tr>
+        <w:tc>
+          <w:tcPr>
+            <w:tcW w:type="dxa" w:w="1512"/>
+          </w:tcPr>
+          <w:p>
+            <w:r/>
+            <w:r>
+              <w:rPr>
+                <w:sz w:val="16"/>
+              </w:rPr>
+              <w:t>outras infecciosas do subgrupo 1.2</w:t>
+            </w:r>
+          </w:p>
+        </w:tc>
+        <w:tc>
+          <w:tcPr>
+            <w:tcW w:type="dxa" w:w="1512"/>
+          </w:tcPr>
+          <w:p>
+            <w:r/>
+            <w:r>
+              <w:rPr>
+                <w:sz w:val="16"/>
+              </w:rPr>
+              <w:t>1.207</w:t>
+            </w:r>
+          </w:p>
+        </w:tc>
+        <w:tc>
+          <w:tcPr>
+            <w:tcW w:type="dxa" w:w="1512"/>
+          </w:tcPr>
+          <w:p>
+            <w:r/>
+            <w:r>
+              <w:rPr>
+                <w:sz w:val="16"/>
+              </w:rPr>
+              <w:t>0.995</w:t>
+            </w:r>
+          </w:p>
+        </w:tc>
+        <w:tc>
+          <w:tcPr>
+            <w:tcW w:type="dxa" w:w="1512"/>
+          </w:tcPr>
+          <w:p>
+            <w:r/>
+            <w:r>
+              <w:rPr>
+                <w:sz w:val="16"/>
+              </w:rPr>
+              <w:t>0.212</w:t>
+            </w:r>
+          </w:p>
+        </w:tc>
+        <w:tc>
+          <w:tcPr>
+            <w:tcW w:type="dxa" w:w="1512"/>
+          </w:tcPr>
+          <w:p>
+            <w:r/>
+            <w:r>
+              <w:rPr>
+                <w:sz w:val="16"/>
+              </w:rPr>
+              <w:t>1.19</w:t>
+            </w:r>
+          </w:p>
+        </w:tc>
+        <w:tc>
+          <w:tcPr>
+            <w:tcW w:type="dxa" w:w="1512"/>
+          </w:tcPr>
+          <w:p>
+            <w:r/>
+            <w:r>
+              <w:rPr>
+                <w:sz w:val="16"/>
+              </w:rPr>
+              <w:t>0.986</w:t>
+            </w:r>
+          </w:p>
+        </w:tc>
+      </w:tr>
+      <w:tr>
+        <w:tc>
+          <w:tcPr>
+            <w:tcW w:type="dxa" w:w="1512"/>
+          </w:tcPr>
+          <w:p>
+            <w:r/>
+            <w:r>
+              <w:rPr>
+                <w:sz w:val="16"/>
+              </w:rPr>
+              <w:t>I20-I25 isquemicas do coracao</w:t>
+            </w:r>
+          </w:p>
+        </w:tc>
+        <w:tc>
+          <w:tcPr>
+            <w:tcW w:type="dxa" w:w="1512"/>
+          </w:tcPr>
+          <w:p>
+            <w:r/>
+            <w:r>
+              <w:rPr>
+                <w:sz w:val="16"/>
+              </w:rPr>
+              <w:t>1.041</w:t>
+            </w:r>
+          </w:p>
+        </w:tc>
+        <w:tc>
+          <w:tcPr>
+            <w:tcW w:type="dxa" w:w="1512"/>
+          </w:tcPr>
+          <w:p>
+            <w:r/>
+            <w:r>
+              <w:rPr>
+                <w:sz w:val="16"/>
+              </w:rPr>
+              <w:t>1.018</w:t>
+            </w:r>
+          </w:p>
+        </w:tc>
+        <w:tc>
+          <w:tcPr>
+            <w:tcW w:type="dxa" w:w="1512"/>
+          </w:tcPr>
+          <w:p>
+            <w:r/>
+            <w:r>
+              <w:rPr>
+                <w:sz w:val="16"/>
+              </w:rPr>
+              <w:t>0.023</w:t>
+            </w:r>
+          </w:p>
+        </w:tc>
+        <w:tc>
+          <w:tcPr>
+            <w:tcW w:type="dxa" w:w="1512"/>
+          </w:tcPr>
+          <w:p>
+            <w:r/>
+            <w:r>
+              <w:rPr>
+                <w:sz w:val="16"/>
+              </w:rPr>
+              <w:t>1.027</w:t>
+            </w:r>
+          </w:p>
+        </w:tc>
+        <w:tc>
+          <w:tcPr>
+            <w:tcW w:type="dxa" w:w="1512"/>
+          </w:tcPr>
+          <w:p>
+            <w:r/>
+            <w:r>
+              <w:rPr>
+                <w:sz w:val="16"/>
+              </w:rPr>
+              <w:t>1.009</w:t>
+            </w:r>
+          </w:p>
+        </w:tc>
+      </w:tr>
+      <w:tr>
+        <w:tc>
+          <w:tcPr>
+            <w:tcW w:type="dxa" w:w="1512"/>
+          </w:tcPr>
+          <w:p>
+            <w:r/>
+            <w:r>
+              <w:rPr>
+                <w:sz w:val="16"/>
+              </w:rPr>
+              <w:t>V01-Y98 causas externas</w:t>
+            </w:r>
+          </w:p>
+        </w:tc>
+        <w:tc>
+          <w:tcPr>
+            <w:tcW w:type="dxa" w:w="1512"/>
+          </w:tcPr>
+          <w:p>
+            <w:r/>
+            <w:r>
+              <w:rPr>
+                <w:sz w:val="16"/>
+              </w:rPr>
+              <w:t>0.928</w:t>
+            </w:r>
+          </w:p>
+        </w:tc>
+        <w:tc>
+          <w:tcPr>
+            <w:tcW w:type="dxa" w:w="1512"/>
+          </w:tcPr>
+          <w:p>
+            <w:r/>
+            <w:r>
+              <w:rPr>
+                <w:sz w:val="16"/>
+              </w:rPr>
+              <w:t>0.997</w:t>
+            </w:r>
+          </w:p>
+        </w:tc>
+        <w:tc>
+          <w:tcPr>
+            <w:tcW w:type="dxa" w:w="1512"/>
+          </w:tcPr>
+          <w:p>
+            <w:r/>
+            <w:r>
+              <w:rPr>
+                <w:sz w:val="16"/>
+              </w:rPr>
+              <w:t>-0.07</w:t>
+            </w:r>
+          </w:p>
+        </w:tc>
+        <w:tc>
+          <w:tcPr>
+            <w:tcW w:type="dxa" w:w="1512"/>
+          </w:tcPr>
+          <w:p>
+            <w:r/>
+            <w:r>
+              <w:rPr>
+                <w:sz w:val="16"/>
+              </w:rPr>
+              <w:t>0.915</w:t>
+            </w:r>
+          </w:p>
+        </w:tc>
+        <w:tc>
+          <w:tcPr>
+            <w:tcW w:type="dxa" w:w="1512"/>
+          </w:tcPr>
+          <w:p>
+            <w:r/>
+            <w:r>
+              <w:rPr>
+                <w:sz w:val="16"/>
+              </w:rPr>
+              <w:t>0.988</w:t>
+            </w:r>
+          </w:p>
+        </w:tc>
+      </w:tr>
+    </w:tbl>
+    <w:p>
+      <w:pPr>
+        <w:spacing w:before="240" w:after="80"/>
+      </w:pPr>
+      <w:r>
+        <w:rPr>
+          <w:b/>
+          <w:sz w:val="20"/>
+        </w:rPr>
+        <w:t>Tabela E4. O IRR quando o esforço de amostragem entra no desenho</w:t>
+      </w:r>
+    </w:p>
+    <w:tbl>
+      <w:tblPr>
+        <w:tblStyle w:val="LightGrid-Accent1"/>
+        <w:tblW w:type="auto" w:w="0"/>
+        <w:jc w:val="center"/>
+        <w:tblLayout w:type="fixed"/>
+        <w:tblLook w:firstColumn="1" w:firstRow="1" w:lastColumn="0" w:lastRow="0" w:noHBand="0" w:noVBand="1" w:val="04A0"/>
+      </w:tblPr>
+      <w:tblGrid>
+        <w:gridCol w:w="1881"/>
+        <w:gridCol w:w="1881"/>
+        <w:gridCol w:w="1881"/>
+        <w:gridCol w:w="1881"/>
+        <w:gridCol w:w="1881"/>
+      </w:tblGrid>
+      <w:tr>
+        <w:tc>
+          <w:tcPr>
+            <w:tcW w:type="dxa" w:w="1814"/>
+          </w:tcPr>
+          <w:p>
+            <w:r/>
+            <w:r>
+              <w:rPr>
+                <w:b/>
+                <w:sz w:val="16"/>
+              </w:rPr>
+              <w:t>Grupo de causa</w:t>
+            </w:r>
+          </w:p>
+        </w:tc>
+        <w:tc>
+          <w:tcPr>
+            <w:tcW w:type="dxa" w:w="1814"/>
+          </w:tcPr>
+          <w:p>
+            <w:r/>
+            <w:r>
+              <w:rPr>
+                <w:b/>
+                <w:sz w:val="16"/>
+              </w:rPr>
+              <w:t>IRR sem ajuste por amostras</w:t>
+            </w:r>
+          </w:p>
+        </w:tc>
+        <w:tc>
+          <w:tcPr>
+            <w:tcW w:type="dxa" w:w="1814"/>
+          </w:tcPr>
+          <w:p>
+            <w:r/>
+            <w:r>
+              <w:rPr>
+                <w:b/>
+                <w:sz w:val="16"/>
+              </w:rPr>
+              <w:t>IRR ajustado por log(amostras)</w:t>
+            </w:r>
+          </w:p>
+        </w:tc>
+        <w:tc>
+          <w:tcPr>
+            <w:tcW w:type="dxa" w:w="1814"/>
+          </w:tcPr>
+          <w:p>
+            <w:r/>
+            <w:r>
+              <w:rPr>
+                <w:b/>
+                <w:sz w:val="16"/>
+              </w:rPr>
+              <w:t>Deslocamento</w:t>
+            </w:r>
+          </w:p>
+        </w:tc>
+        <w:tc>
+          <w:tcPr>
+            <w:tcW w:type="dxa" w:w="1814"/>
+          </w:tcPr>
+          <w:p>
+            <w:r/>
+            <w:r>
+              <w:rPr>
+                <w:b/>
+                <w:sz w:val="16"/>
+              </w:rPr>
+              <w:t>Muda de direcao</w:t>
+            </w:r>
+          </w:p>
+        </w:tc>
+      </w:tr>
+      <w:tr>
+        <w:tc>
+          <w:tcPr>
+            <w:tcW w:type="dxa" w:w="1814"/>
+          </w:tcPr>
+          <w:p>
+            <w:r/>
+            <w:r>
+              <w:rPr>
+                <w:sz w:val="16"/>
+              </w:rPr>
+              <w:t>A00-A09 intestinais (hipotese)</w:t>
+            </w:r>
+          </w:p>
+        </w:tc>
+        <w:tc>
+          <w:tcPr>
+            <w:tcW w:type="dxa" w:w="1814"/>
+          </w:tcPr>
+          <w:p>
+            <w:r/>
+            <w:r>
+              <w:rPr>
+                <w:sz w:val="16"/>
+              </w:rPr>
+              <w:t>0.991</w:t>
+            </w:r>
+          </w:p>
+        </w:tc>
+        <w:tc>
+          <w:tcPr>
+            <w:tcW w:type="dxa" w:w="1814"/>
+          </w:tcPr>
+          <w:p>
+            <w:r/>
+            <w:r>
+              <w:rPr>
+                <w:sz w:val="16"/>
+              </w:rPr>
+              <w:t>0.985</w:t>
+            </w:r>
+          </w:p>
+        </w:tc>
+        <w:tc>
+          <w:tcPr>
+            <w:tcW w:type="dxa" w:w="1814"/>
+          </w:tcPr>
+          <w:p>
+            <w:r/>
+            <w:r>
+              <w:rPr>
+                <w:sz w:val="16"/>
+              </w:rPr>
+              <w:t>-0.006</w:t>
+            </w:r>
+          </w:p>
+        </w:tc>
+        <w:tc>
+          <w:tcPr>
+            <w:tcW w:type="dxa" w:w="1814"/>
+          </w:tcPr>
+          <w:p>
+            <w:r/>
+            <w:r>
+              <w:rPr>
+                <w:sz w:val="16"/>
+              </w:rPr>
+              <w:t>nao</w:t>
+            </w:r>
+          </w:p>
+        </w:tc>
+      </w:tr>
+      <w:tr>
+        <w:tc>
+          <w:tcPr>
+            <w:tcW w:type="dxa" w:w="1814"/>
+          </w:tcPr>
+          <w:p>
+            <w:r/>
+            <w:r>
+              <w:rPr>
+                <w:sz w:val="16"/>
+              </w:rPr>
+              <w:t>J00-J22 respiratorias (subgrupo 1.2)</w:t>
+            </w:r>
+          </w:p>
+        </w:tc>
+        <w:tc>
+          <w:tcPr>
+            <w:tcW w:type="dxa" w:w="1814"/>
+          </w:tcPr>
+          <w:p>
+            <w:r/>
+            <w:r>
+              <w:rPr>
+                <w:sz w:val="16"/>
+              </w:rPr>
+              <w:t>1.009</w:t>
+            </w:r>
+          </w:p>
+        </w:tc>
+        <w:tc>
+          <w:tcPr>
+            <w:tcW w:type="dxa" w:w="1814"/>
+          </w:tcPr>
+          <w:p>
+            <w:r/>
+            <w:r>
+              <w:rPr>
+                <w:sz w:val="16"/>
+              </w:rPr>
+              <w:t>1.013</w:t>
+            </w:r>
+          </w:p>
+        </w:tc>
+        <w:tc>
+          <w:tcPr>
+            <w:tcW w:type="dxa" w:w="1814"/>
+          </w:tcPr>
+          <w:p>
+            <w:r/>
+            <w:r>
+              <w:rPr>
+                <w:sz w:val="16"/>
+              </w:rPr>
+              <w:t>0.004</w:t>
+            </w:r>
+          </w:p>
+        </w:tc>
+        <w:tc>
+          <w:tcPr>
+            <w:tcW w:type="dxa" w:w="1814"/>
+          </w:tcPr>
+          <w:p>
+            <w:r/>
+            <w:r>
+              <w:rPr>
+                <w:sz w:val="16"/>
+              </w:rPr>
+              <w:t>nao</w:t>
+            </w:r>
+          </w:p>
+        </w:tc>
+      </w:tr>
+      <w:tr>
+        <w:tc>
+          <w:tcPr>
+            <w:tcW w:type="dxa" w:w="1814"/>
+          </w:tcPr>
+          <w:p>
+            <w:r/>
+            <w:r>
+              <w:rPr>
+                <w:sz w:val="16"/>
+              </w:rPr>
+              <w:t>outras infecciosas do subgrupo 1.2</w:t>
+            </w:r>
+          </w:p>
+        </w:tc>
+        <w:tc>
+          <w:tcPr>
+            <w:tcW w:type="dxa" w:w="1814"/>
+          </w:tcPr>
+          <w:p>
+            <w:r/>
+            <w:r>
+              <w:rPr>
+                <w:sz w:val="16"/>
+              </w:rPr>
+              <w:t>0.995</w:t>
+            </w:r>
+          </w:p>
+        </w:tc>
+        <w:tc>
+          <w:tcPr>
+            <w:tcW w:type="dxa" w:w="1814"/>
+          </w:tcPr>
+          <w:p>
+            <w:r/>
+            <w:r>
+              <w:rPr>
+                <w:sz w:val="16"/>
+              </w:rPr>
+              <w:t>1.002</w:t>
+            </w:r>
+          </w:p>
+        </w:tc>
+        <w:tc>
+          <w:tcPr>
+            <w:tcW w:type="dxa" w:w="1814"/>
+          </w:tcPr>
+          <w:p>
+            <w:r/>
+            <w:r>
+              <w:rPr>
+                <w:sz w:val="16"/>
+              </w:rPr>
+              <w:t>0.007</w:t>
+            </w:r>
+          </w:p>
+        </w:tc>
+        <w:tc>
+          <w:tcPr>
+            <w:tcW w:type="dxa" w:w="1814"/>
+          </w:tcPr>
+          <w:p>
+            <w:r/>
+            <w:r>
+              <w:rPr>
+                <w:sz w:val="16"/>
+              </w:rPr>
+              <w:t>sim</w:t>
+            </w:r>
+          </w:p>
+        </w:tc>
+      </w:tr>
+      <w:tr>
+        <w:tc>
+          <w:tcPr>
+            <w:tcW w:type="dxa" w:w="1814"/>
+          </w:tcPr>
+          <w:p>
+            <w:r/>
+            <w:r>
+              <w:rPr>
+                <w:sz w:val="16"/>
+              </w:rPr>
+              <w:t>I20-I25 isquemicas do coracao</w:t>
+            </w:r>
+          </w:p>
+        </w:tc>
+        <w:tc>
+          <w:tcPr>
+            <w:tcW w:type="dxa" w:w="1814"/>
+          </w:tcPr>
+          <w:p>
+            <w:r/>
+            <w:r>
+              <w:rPr>
+                <w:sz w:val="16"/>
+              </w:rPr>
+              <w:t>1.018</w:t>
+            </w:r>
+          </w:p>
+        </w:tc>
+        <w:tc>
+          <w:tcPr>
+            <w:tcW w:type="dxa" w:w="1814"/>
+          </w:tcPr>
+          <w:p>
+            <w:r/>
+            <w:r>
+              <w:rPr>
+                <w:sz w:val="16"/>
+              </w:rPr>
+              <w:t>1.023</w:t>
+            </w:r>
+          </w:p>
+        </w:tc>
+        <w:tc>
+          <w:tcPr>
+            <w:tcW w:type="dxa" w:w="1814"/>
+          </w:tcPr>
+          <w:p>
+            <w:r/>
+            <w:r>
+              <w:rPr>
+                <w:sz w:val="16"/>
+              </w:rPr>
+              <w:t>0.004</w:t>
+            </w:r>
+          </w:p>
+        </w:tc>
+        <w:tc>
+          <w:tcPr>
+            <w:tcW w:type="dxa" w:w="1814"/>
+          </w:tcPr>
+          <w:p>
+            <w:r/>
+            <w:r>
+              <w:rPr>
+                <w:sz w:val="16"/>
+              </w:rPr>
+              <w:t>nao</w:t>
+            </w:r>
+          </w:p>
+        </w:tc>
+      </w:tr>
+      <w:tr>
+        <w:tc>
+          <w:tcPr>
+            <w:tcW w:type="dxa" w:w="1814"/>
+          </w:tcPr>
+          <w:p>
+            <w:r/>
+            <w:r>
+              <w:rPr>
+                <w:sz w:val="16"/>
+              </w:rPr>
+              <w:t>V01-Y98 causas externas</w:t>
+            </w:r>
+          </w:p>
+        </w:tc>
+        <w:tc>
+          <w:tcPr>
+            <w:tcW w:type="dxa" w:w="1814"/>
+          </w:tcPr>
+          <w:p>
+            <w:r/>
+            <w:r>
+              <w:rPr>
+                <w:sz w:val="16"/>
+              </w:rPr>
+              <w:t>0.997</w:t>
+            </w:r>
+          </w:p>
+        </w:tc>
+        <w:tc>
+          <w:tcPr>
+            <w:tcW w:type="dxa" w:w="1814"/>
+          </w:tcPr>
+          <w:p>
+            <w:r/>
+            <w:r>
+              <w:rPr>
+                <w:sz w:val="16"/>
+              </w:rPr>
+              <w:t>0.999</w:t>
+            </w:r>
+          </w:p>
+        </w:tc>
+        <w:tc>
+          <w:tcPr>
+            <w:tcW w:type="dxa" w:w="1814"/>
+          </w:tcPr>
+          <w:p>
+            <w:r/>
+            <w:r>
+              <w:rPr>
+                <w:sz w:val="16"/>
+              </w:rPr>
+              <w:t>0.002</w:t>
+            </w:r>
+          </w:p>
+        </w:tc>
+        <w:tc>
+          <w:tcPr>
+            <w:tcW w:type="dxa" w:w="1814"/>
+          </w:tcPr>
+          <w:p>
+            <w:r/>
+            <w:r>
+              <w:rPr>
+                <w:sz w:val="16"/>
+              </w:rPr>
+              <w:t>nao</w:t>
+            </w:r>
+          </w:p>
+        </w:tc>
+      </w:tr>
+    </w:tbl>
+    <w:p>
+      <w:pPr>
+        <w:spacing w:before="240" w:after="80"/>
+      </w:pPr>
+      <w:r>
+        <w:rPr>
+          <w:b/>
+          <w:sz w:val="20"/>
+        </w:rPr>
+        <w:t>Tabela E5. Robustez do IRR da detecção por recorte</w:t>
+      </w:r>
+    </w:p>
+    <w:tbl>
+      <w:tblPr>
+        <w:tblStyle w:val="LightGrid-Accent1"/>
+        <w:tblW w:type="auto" w:w="0"/>
+        <w:jc w:val="center"/>
+        <w:tblLayout w:type="fixed"/>
+        <w:tblLook w:firstColumn="1" w:firstRow="1" w:lastColumn="0" w:lastRow="0" w:noHBand="0" w:noVBand="1" w:val="04A0"/>
+      </w:tblPr>
+      <w:tblGrid>
+        <w:gridCol w:w="1881"/>
+        <w:gridCol w:w="1881"/>
+        <w:gridCol w:w="1881"/>
+        <w:gridCol w:w="1881"/>
+        <w:gridCol w:w="1881"/>
+      </w:tblGrid>
+      <w:tr>
+        <w:tc>
+          <w:tcPr>
+            <w:tcW w:type="dxa" w:w="1814"/>
+          </w:tcPr>
+          <w:p>
+            <w:r/>
+            <w:r>
+              <w:rPr>
+                <w:b/>
+                <w:sz w:val="16"/>
+              </w:rPr>
+              <w:t>Recorte</w:t>
+            </w:r>
+          </w:p>
+        </w:tc>
+        <w:tc>
+          <w:tcPr>
+            <w:tcW w:type="dxa" w:w="1814"/>
+          </w:tcPr>
+          <w:p>
+            <w:r/>
+            <w:r>
+              <w:rPr>
+                <w:b/>
+                <w:sz w:val="16"/>
+              </w:rPr>
+              <w:t>Municipios</w:t>
+            </w:r>
+          </w:p>
+        </w:tc>
+        <w:tc>
+          <w:tcPr>
+            <w:tcW w:type="dxa" w:w="1814"/>
+          </w:tcPr>
+          <w:p>
+            <w:r/>
+            <w:r>
+              <w:rPr>
+                <w:b/>
+                <w:sz w:val="16"/>
+              </w:rPr>
+              <w:t>IRR</w:t>
+            </w:r>
+          </w:p>
+        </w:tc>
+        <w:tc>
+          <w:tcPr>
+            <w:tcW w:type="dxa" w:w="1814"/>
+          </w:tcPr>
+          <w:p>
+            <w:r/>
+            <w:r>
+              <w:rPr>
+                <w:b/>
+                <w:sz w:val="16"/>
+              </w:rPr>
+              <w:t>IC95% inferior</w:t>
+            </w:r>
+          </w:p>
+        </w:tc>
+        <w:tc>
+          <w:tcPr>
+            <w:tcW w:type="dxa" w:w="1814"/>
+          </w:tcPr>
+          <w:p>
+            <w:r/>
+            <w:r>
+              <w:rPr>
+                <w:b/>
+                <w:sz w:val="16"/>
+              </w:rPr>
+              <w:t>IC95% superior</w:t>
+            </w:r>
+          </w:p>
+        </w:tc>
+      </w:tr>
+      <w:tr>
+        <w:tc>
+          <w:tcPr>
+            <w:tcW w:type="dxa" w:w="1814"/>
+          </w:tcPr>
+          <w:p>
+            <w:r/>
+            <w:r>
+              <w:rPr>
+                <w:sz w:val="16"/>
+              </w:rPr>
+              <w:t>Painel completo</w:t>
+            </w:r>
+          </w:p>
+        </w:tc>
+        <w:tc>
+          <w:tcPr>
+            <w:tcW w:type="dxa" w:w="1814"/>
+          </w:tcPr>
+          <w:p>
+            <w:r/>
+            <w:r>
+              <w:rPr>
+                <w:sz w:val="16"/>
+              </w:rPr>
+              <w:t>5170</w:t>
+            </w:r>
+          </w:p>
+        </w:tc>
+        <w:tc>
+          <w:tcPr>
+            <w:tcW w:type="dxa" w:w="1814"/>
+          </w:tcPr>
+          <w:p>
+            <w:r/>
+            <w:r>
+              <w:rPr>
+                <w:sz w:val="16"/>
+              </w:rPr>
+              <w:t>0.991</w:t>
+            </w:r>
+          </w:p>
+        </w:tc>
+        <w:tc>
+          <w:tcPr>
+            <w:tcW w:type="dxa" w:w="1814"/>
+          </w:tcPr>
+          <w:p>
+            <w:r/>
+            <w:r>
+              <w:rPr>
+                <w:sz w:val="16"/>
+              </w:rPr>
+              <w:t>0.944</w:t>
+            </w:r>
+          </w:p>
+        </w:tc>
+        <w:tc>
+          <w:tcPr>
+            <w:tcW w:type="dxa" w:w="1814"/>
+          </w:tcPr>
+          <w:p>
+            <w:r/>
+            <w:r>
+              <w:rPr>
+                <w:sz w:val="16"/>
+              </w:rPr>
+              <w:t>1.037</w:t>
+            </w:r>
+          </w:p>
+        </w:tc>
+      </w:tr>
+      <w:tr>
+        <w:tc>
+          <w:tcPr>
+            <w:tcW w:type="dxa" w:w="1814"/>
+          </w:tcPr>
+          <w:p>
+            <w:r/>
+            <w:r>
+              <w:rPr>
+                <w:sz w:val="16"/>
+              </w:rPr>
+              <w:t>Sem o Distrito Federal</w:t>
+            </w:r>
+          </w:p>
+        </w:tc>
+        <w:tc>
+          <w:tcPr>
+            <w:tcW w:type="dxa" w:w="1814"/>
+          </w:tcPr>
+          <w:p>
+            <w:r/>
+            <w:r>
+              <w:rPr>
+                <w:sz w:val="16"/>
+              </w:rPr>
+              <w:t>5170</w:t>
+            </w:r>
+          </w:p>
+        </w:tc>
+        <w:tc>
+          <w:tcPr>
+            <w:tcW w:type="dxa" w:w="1814"/>
+          </w:tcPr>
+          <w:p>
+            <w:r/>
+            <w:r>
+              <w:rPr>
+                <w:sz w:val="16"/>
+              </w:rPr>
+              <w:t>0.991</w:t>
+            </w:r>
+          </w:p>
+        </w:tc>
+        <w:tc>
+          <w:tcPr>
+            <w:tcW w:type="dxa" w:w="1814"/>
+          </w:tcPr>
+          <w:p>
+            <w:r/>
+            <w:r>
+              <w:rPr>
+                <w:sz w:val="16"/>
+              </w:rPr>
+              <w:t>0.944</w:t>
+            </w:r>
+          </w:p>
+        </w:tc>
+        <w:tc>
+          <w:tcPr>
+            <w:tcW w:type="dxa" w:w="1814"/>
+          </w:tcPr>
+          <w:p>
+            <w:r/>
+            <w:r>
+              <w:rPr>
+                <w:sz w:val="16"/>
+              </w:rPr>
+              <w:t>1.037</w:t>
+            </w:r>
+          </w:p>
+        </w:tc>
+      </w:tr>
+      <w:tr>
+        <w:tc>
+          <w:tcPr>
+            <w:tcW w:type="dxa" w:w="1814"/>
+          </w:tcPr>
+          <w:p>
+            <w:r/>
+            <w:r>
+              <w:rPr>
+                <w:sz w:val="16"/>
+              </w:rPr>
+              <w:t>Sem municipios com menos de 5.000 hab.</w:t>
+            </w:r>
+          </w:p>
+        </w:tc>
+        <w:tc>
+          <w:tcPr>
+            <w:tcW w:type="dxa" w:w="1814"/>
+          </w:tcPr>
+          <w:p>
+            <w:r/>
+            <w:r>
+              <w:rPr>
+                <w:sz w:val="16"/>
+              </w:rPr>
+              <w:t>4008</w:t>
+            </w:r>
+          </w:p>
+        </w:tc>
+        <w:tc>
+          <w:tcPr>
+            <w:tcW w:type="dxa" w:w="1814"/>
+          </w:tcPr>
+          <w:p>
+            <w:r/>
+            <w:r>
+              <w:rPr>
+                <w:sz w:val="16"/>
+              </w:rPr>
+              <w:t>0.99</w:t>
+            </w:r>
+          </w:p>
+        </w:tc>
+        <w:tc>
+          <w:tcPr>
+            <w:tcW w:type="dxa" w:w="1814"/>
+          </w:tcPr>
+          <w:p>
+            <w:r/>
+            <w:r>
+              <w:rPr>
+                <w:sz w:val="16"/>
+              </w:rPr>
+              <w:t>0.943</w:t>
+            </w:r>
+          </w:p>
+        </w:tc>
+        <w:tc>
+          <w:tcPr>
+            <w:tcW w:type="dxa" w:w="1814"/>
+          </w:tcPr>
+          <w:p>
+            <w:r/>
+            <w:r>
+              <w:rPr>
+                <w:sz w:val="16"/>
+              </w:rPr>
+              <w:t>1.038</w:t>
+            </w:r>
+          </w:p>
+        </w:tc>
+      </w:tr>
+      <w:tr>
+        <w:tc>
+          <w:tcPr>
+            <w:tcW w:type="dxa" w:w="1814"/>
+          </w:tcPr>
+          <w:p>
+            <w:r/>
+            <w:r>
+              <w:rPr>
+                <w:sz w:val="16"/>
+              </w:rPr>
+              <w:t>Sem o DF e sem municipios pequenos</w:t>
+            </w:r>
+          </w:p>
+        </w:tc>
+        <w:tc>
+          <w:tcPr>
+            <w:tcW w:type="dxa" w:w="1814"/>
+          </w:tcPr>
+          <w:p>
+            <w:r/>
+            <w:r>
+              <w:rPr>
+                <w:sz w:val="16"/>
+              </w:rPr>
+              <w:t>4008</w:t>
+            </w:r>
+          </w:p>
+        </w:tc>
+        <w:tc>
+          <w:tcPr>
+            <w:tcW w:type="dxa" w:w="1814"/>
+          </w:tcPr>
+          <w:p>
+            <w:r/>
+            <w:r>
+              <w:rPr>
+                <w:sz w:val="16"/>
+              </w:rPr>
+              <w:t>0.99</w:t>
+            </w:r>
+          </w:p>
+        </w:tc>
+        <w:tc>
+          <w:tcPr>
+            <w:tcW w:type="dxa" w:w="1814"/>
+          </w:tcPr>
+          <w:p>
+            <w:r/>
+            <w:r>
+              <w:rPr>
+                <w:sz w:val="16"/>
+              </w:rPr>
+              <w:t>0.943</w:t>
+            </w:r>
+          </w:p>
+        </w:tc>
+        <w:tc>
+          <w:tcPr>
+            <w:tcW w:type="dxa" w:w="1814"/>
+          </w:tcPr>
+          <w:p>
+            <w:r/>
+            <w:r>
+              <w:rPr>
+                <w:sz w:val="16"/>
+              </w:rPr>
+              <w:t>1.038</w:t>
+            </w:r>
+          </w:p>
+        </w:tc>
+      </w:tr>
+      <w:tr>
+        <w:tc>
+          <w:tcPr>
+            <w:tcW w:type="dxa" w:w="1814"/>
+          </w:tcPr>
+          <w:p>
+            <w:r/>
+            <w:r>
+              <w:rPr>
+                <w:sz w:val="16"/>
+              </w:rPr>
+              <w:t>Somente Centro-Oeste</w:t>
+            </w:r>
+          </w:p>
+        </w:tc>
+        <w:tc>
+          <w:tcPr>
+            <w:tcW w:type="dxa" w:w="1814"/>
+          </w:tcPr>
+          <w:p>
+            <w:r/>
+            <w:r>
+              <w:rPr>
+                <w:sz w:val="16"/>
+              </w:rPr>
+              <w:t>448</w:t>
+            </w:r>
+          </w:p>
+        </w:tc>
+        <w:tc>
+          <w:tcPr>
+            <w:tcW w:type="dxa" w:w="1814"/>
+          </w:tcPr>
+          <w:p>
+            <w:r/>
+            <w:r>
+              <w:rPr>
+                <w:sz w:val="16"/>
+              </w:rPr>
+              <w:t>0.921</w:t>
+            </w:r>
+          </w:p>
+        </w:tc>
+        <w:tc>
+          <w:tcPr>
+            <w:tcW w:type="dxa" w:w="1814"/>
+          </w:tcPr>
+          <w:p>
+            <w:r/>
+            <w:r>
+              <w:rPr>
+                <w:sz w:val="16"/>
+              </w:rPr>
+              <w:t>0.8</w:t>
+            </w:r>
+          </w:p>
+        </w:tc>
+        <w:tc>
+          <w:tcPr>
+            <w:tcW w:type="dxa" w:w="1814"/>
+          </w:tcPr>
+          <w:p>
+            <w:r/>
+            <w:r>
+              <w:rPr>
+                <w:sz w:val="16"/>
+              </w:rPr>
+              <w:t>1.035</w:t>
+            </w:r>
+          </w:p>
+        </w:tc>
+      </w:tr>
+      <w:tr>
+        <w:tc>
+          <w:tcPr>
+            <w:tcW w:type="dxa" w:w="1814"/>
+          </w:tcPr>
+          <w:p>
+            <w:r/>
+            <w:r>
+              <w:rPr>
+                <w:sz w:val="16"/>
+              </w:rPr>
+              <w:t>Somente Nordeste</w:t>
+            </w:r>
+          </w:p>
+        </w:tc>
+        <w:tc>
+          <w:tcPr>
+            <w:tcW w:type="dxa" w:w="1814"/>
+          </w:tcPr>
+          <w:p>
+            <w:r/>
+            <w:r>
+              <w:rPr>
+                <w:sz w:val="16"/>
+              </w:rPr>
+              <w:t>1574</w:t>
+            </w:r>
+          </w:p>
+        </w:tc>
+        <w:tc>
+          <w:tcPr>
+            <w:tcW w:type="dxa" w:w="1814"/>
+          </w:tcPr>
+          <w:p>
+            <w:r/>
+            <w:r>
+              <w:rPr>
+                <w:sz w:val="16"/>
+              </w:rPr>
+              <w:t>0.97</w:t>
+            </w:r>
+          </w:p>
+        </w:tc>
+        <w:tc>
+          <w:tcPr>
+            <w:tcW w:type="dxa" w:w="1814"/>
+          </w:tcPr>
+          <w:p>
+            <w:r/>
+            <w:r>
+              <w:rPr>
+                <w:sz w:val="16"/>
+              </w:rPr>
+              <w:t>0.897</w:t>
+            </w:r>
+          </w:p>
+        </w:tc>
+        <w:tc>
+          <w:tcPr>
+            <w:tcW w:type="dxa" w:w="1814"/>
+          </w:tcPr>
+          <w:p>
+            <w:r/>
+            <w:r>
+              <w:rPr>
+                <w:sz w:val="16"/>
+              </w:rPr>
+              <w:t>1.058</w:t>
+            </w:r>
+          </w:p>
+        </w:tc>
+      </w:tr>
+      <w:tr>
+        <w:tc>
+          <w:tcPr>
+            <w:tcW w:type="dxa" w:w="1814"/>
+          </w:tcPr>
+          <w:p>
+            <w:r/>
+            <w:r>
+              <w:rPr>
+                <w:sz w:val="16"/>
+              </w:rPr>
+              <w:t>Somente Norte</w:t>
+            </w:r>
+          </w:p>
+        </w:tc>
+        <w:tc>
+          <w:tcPr>
+            <w:tcW w:type="dxa" w:w="1814"/>
+          </w:tcPr>
+          <w:p>
+            <w:r/>
+            <w:r>
+              <w:rPr>
+                <w:sz w:val="16"/>
+              </w:rPr>
+              <w:t>335</w:t>
+            </w:r>
+          </w:p>
+        </w:tc>
+        <w:tc>
+          <w:tcPr>
+            <w:tcW w:type="dxa" w:w="1814"/>
+          </w:tcPr>
+          <w:p>
+            <w:r/>
+            <w:r>
+              <w:rPr>
+                <w:sz w:val="16"/>
+              </w:rPr>
+              <w:t>1.142</w:t>
+            </w:r>
+          </w:p>
+        </w:tc>
+        <w:tc>
+          <w:tcPr>
+            <w:tcW w:type="dxa" w:w="1814"/>
+          </w:tcPr>
+          <w:p>
+            <w:r/>
+            <w:r>
+              <w:rPr>
+                <w:sz w:val="16"/>
+              </w:rPr>
+              <w:t>0.828</w:t>
+            </w:r>
+          </w:p>
+        </w:tc>
+        <w:tc>
+          <w:tcPr>
+            <w:tcW w:type="dxa" w:w="1814"/>
+          </w:tcPr>
+          <w:p>
+            <w:r/>
+            <w:r>
+              <w:rPr>
+                <w:sz w:val="16"/>
+              </w:rPr>
+              <w:t>1.268</w:t>
+            </w:r>
+          </w:p>
+        </w:tc>
+      </w:tr>
+      <w:tr>
+        <w:tc>
+          <w:tcPr>
+            <w:tcW w:type="dxa" w:w="1814"/>
+          </w:tcPr>
+          <w:p>
+            <w:r/>
+            <w:r>
+              <w:rPr>
+                <w:sz w:val="16"/>
+              </w:rPr>
+              <w:t>Somente Sudeste</w:t>
+            </w:r>
+          </w:p>
+        </w:tc>
+        <w:tc>
+          <w:tcPr>
+            <w:tcW w:type="dxa" w:w="1814"/>
+          </w:tcPr>
+          <w:p>
+            <w:r/>
+            <w:r>
+              <w:rPr>
+                <w:sz w:val="16"/>
+              </w:rPr>
+              <w:t>1624</w:t>
+            </w:r>
+          </w:p>
+        </w:tc>
+        <w:tc>
+          <w:tcPr>
+            <w:tcW w:type="dxa" w:w="1814"/>
+          </w:tcPr>
+          <w:p>
+            <w:r/>
+            <w:r>
+              <w:rPr>
+                <w:sz w:val="16"/>
+              </w:rPr>
+              <w:t>0.972</w:t>
+            </w:r>
+          </w:p>
+        </w:tc>
+        <w:tc>
+          <w:tcPr>
+            <w:tcW w:type="dxa" w:w="1814"/>
+          </w:tcPr>
+          <w:p>
+            <w:r/>
+            <w:r>
+              <w:rPr>
+                <w:sz w:val="16"/>
+              </w:rPr>
+              <w:t>0.924</w:t>
+            </w:r>
+          </w:p>
+        </w:tc>
+        <w:tc>
+          <w:tcPr>
+            <w:tcW w:type="dxa" w:w="1814"/>
+          </w:tcPr>
+          <w:p>
+            <w:r/>
+            <w:r>
+              <w:rPr>
+                <w:sz w:val="16"/>
+              </w:rPr>
+              <w:t>1.033</w:t>
+            </w:r>
+          </w:p>
+        </w:tc>
+      </w:tr>
+      <w:tr>
+        <w:tc>
+          <w:tcPr>
+            <w:tcW w:type="dxa" w:w="1814"/>
+          </w:tcPr>
+          <w:p>
+            <w:r/>
+            <w:r>
+              <w:rPr>
+                <w:sz w:val="16"/>
+              </w:rPr>
+              <w:t>Somente Sul</w:t>
+            </w:r>
+          </w:p>
+        </w:tc>
+        <w:tc>
+          <w:tcPr>
+            <w:tcW w:type="dxa" w:w="1814"/>
+          </w:tcPr>
+          <w:p>
+            <w:r/>
+            <w:r>
+              <w:rPr>
+                <w:sz w:val="16"/>
+              </w:rPr>
+              <w:t>1189</w:t>
+            </w:r>
+          </w:p>
+        </w:tc>
+        <w:tc>
+          <w:tcPr>
+            <w:tcW w:type="dxa" w:w="1814"/>
+          </w:tcPr>
+          <w:p>
+            <w:r/>
+            <w:r>
+              <w:rPr>
+                <w:sz w:val="16"/>
+              </w:rPr>
+              <w:t>1.042</w:t>
+            </w:r>
+          </w:p>
+        </w:tc>
+        <w:tc>
+          <w:tcPr>
+            <w:tcW w:type="dxa" w:w="1814"/>
+          </w:tcPr>
+          <w:p>
+            <w:r/>
+            <w:r>
+              <w:rPr>
+                <w:sz w:val="16"/>
+              </w:rPr>
+              <w:t>0.962</w:t>
+            </w:r>
+          </w:p>
+        </w:tc>
+        <w:tc>
+          <w:tcPr>
+            <w:tcW w:type="dxa" w:w="1814"/>
+          </w:tcPr>
+          <w:p>
+            <w:r/>
+            <w:r>
+              <w:rPr>
+                <w:sz w:val="16"/>
+              </w:rPr>
+              <w:t>1.119</w:t>
             </w:r>
           </w:p>
         </w:tc>

--- a/artigo-agua/manuscrito-hidricas.docx
+++ b/artigo-agua/manuscrito-hidricas.docx
@@ -4784,7 +4784,7 @@
                 <w:b/>
                 <w:sz w:val="16"/>
               </w:rPr>
-              <w:t>Obitos por A00-A09</w:t>
+              <w:t>Óbitos por A00–A09</w:t>
             </w:r>
           </w:p>
         </w:tc>
@@ -4799,7 +4799,7 @@
                 <w:b/>
                 <w:sz w:val="16"/>
               </w:rPr>
-              <w:t>Observado por 10 mil obitos</w:t>
+              <w:t>Observado por 10 mil óbitos</w:t>
             </w:r>
           </w:p>
         </w:tc>
@@ -4814,7 +4814,7 @@
                 <w:b/>
                 <w:sz w:val="16"/>
               </w:rPr>
-              <w:t>Projetado por 10 mil obitos</w:t>
+              <w:t>Projetado por 10 mil óbitos</w:t>
             </w:r>
           </w:p>
         </w:tc>
@@ -4829,7 +4829,7 @@
                 <w:b/>
                 <w:sz w:val="16"/>
               </w:rPr>
-              <w:t>Excesso relativo % (obitos)</w:t>
+              <w:t>Excesso relativo % (óbitos)</w:t>
             </w:r>
           </w:p>
         </w:tc>
@@ -4844,7 +4844,7 @@
                 <w:b/>
                 <w:sz w:val="16"/>
               </w:rPr>
-              <w:t>Observado por milhao de habitantes</w:t>
+              <w:t>Observado por milhão de habitantes</w:t>
             </w:r>
           </w:p>
         </w:tc>
@@ -4859,7 +4859,7 @@
                 <w:b/>
                 <w:sz w:val="16"/>
               </w:rPr>
-              <w:t>Projetado por milhao de habitantes</w:t>
+              <w:t>Projetado por milhão de habitantes</w:t>
             </w:r>
           </w:p>
         </w:tc>
@@ -6229,7 +6229,7 @@
                 <w:b/>
                 <w:sz w:val="16"/>
               </w:rPr>
-              <w:t>Municipios</w:t>
+              <w:t>Municípios</w:t>
             </w:r>
           </w:p>
         </w:tc>
@@ -8682,7 +8682,7 @@
                 <w:b/>
                 <w:sz w:val="16"/>
               </w:rPr>
-              <w:t>Muda de direcao</w:t>
+              <w:t>Muda de direção</w:t>
             </w:r>
           </w:p>
         </w:tc>
@@ -9102,7 +9102,7 @@
                 <w:b/>
                 <w:sz w:val="16"/>
               </w:rPr>
-              <w:t>Municipios</w:t>
+              <w:t>Municípios</w:t>
             </w:r>
           </w:p>
         </w:tc>
